--- a/docs/DEVOPS_GUIA.docx
+++ b/docs/DEVOPS_GUIA.docx
@@ -2,49 +2,14 @@
 <file path=word/document.xml><?xml version="1.0" encoding="utf-8"?>
 <w:document xmlns:w="http://schemas.openxmlformats.org/wordprocessingml/2006/main" xmlns:m="http://schemas.openxmlformats.org/officeDocument/2006/math" xmlns:r="http://schemas.openxmlformats.org/officeDocument/2006/relationships" xmlns:o="urn:schemas-microsoft-com:office:office" xmlns:v="urn:schemas-microsoft-com:vml" xmlns:w10="urn:schemas-microsoft-com:office:word" xmlns:a="http://schemas.openxmlformats.org/drawingml/2006/main" xmlns:pic="http://schemas.openxmlformats.org/drawingml/2006/picture" xmlns:wp="http://schemas.openxmlformats.org/drawingml/2006/wordprocessingDrawing">
   <w:body>
+    <w:bookmarkStart w:id="32" w:name="X1bfdda280beb5432e8c54f9f7c193d73ae7f4f2"/>
     <w:p>
       <w:pPr>
-        <w:pStyle w:val="Title"/>
-      </w:pPr>
-      <w:r>
-        <w:t xml:space="preserve">Guia de DevOps e CI/CD</w:t>
-      </w:r>
-    </w:p>
-    <w:sdt>
-      <w:sdtPr>
-        <w:docPartObj>
-          <w:docPartGallery w:val="Table of Contents"/>
-          <w:docPartUnique/>
-        </w:docPartObj>
-      </w:sdtPr>
-      <w:sdtContent>
-        <w:p>
-          <w:pPr>
-            <w:pStyle w:val="TOCHeading"/>
-          </w:pPr>
-          <w:r>
-            <w:t xml:space="preserve">Table of Contents</w:t>
-          </w:r>
-        </w:p>
-        <w:p>
-          <w:r>
-            <w:fldChar w:fldCharType="begin" w:dirty="true"/>
-            <w:instrText xml:space="preserve">TOC \o "1-2" \h \z \u</w:instrText>
-            <w:fldChar w:fldCharType="separate"/>
-            <w:fldChar w:fldCharType="end"/>
-          </w:r>
-        </w:p>
-      </w:sdtContent>
-    </w:sdt>
-    <w:p>
-      <w:pPr>
         <w:pStyle w:val="Heading1"/>
       </w:pPr>
-      <w:bookmarkStart w:id="20" w:name="Xaf3a6600670d59f5c67c1144961478fe85a4afb"/>
       <w:r>
         <w:t xml:space="preserve">Guia de DevOps e CI/CD — Fundamentos e Boas Práticas de Mercado</w:t>
       </w:r>
-      <w:bookmarkEnd w:id="20"/>
     </w:p>
     <w:p>
       <w:pPr>
@@ -85,15 +50,14 @@
         </w:pict>
       </w:r>
     </w:p>
+    <w:bookmarkStart w:id="13" w:name="X2f9d4daf6c4dc750afd35496e7680334556f0a2"/>
     <w:p>
       <w:pPr>
         <w:pStyle w:val="Heading2"/>
       </w:pPr>
-      <w:bookmarkStart w:id="21" w:name="o-que-é-devops"/>
       <w:r>
         <w:t xml:space="preserve">1. O que é DevOps</w:t>
       </w:r>
-      <w:bookmarkEnd w:id="21"/>
     </w:p>
     <w:p>
       <w:pPr>
@@ -108,6 +72,7 @@
       <w:r>
         <w:rPr>
           <w:b/>
+          <w:bCs/>
         </w:rPr>
         <w:t xml:space="preserve">cultura, práticas e ferramentas</w:t>
       </w:r>
@@ -128,15 +93,16 @@
     </w:p>
     <w:p>
       <w:pPr>
+        <w:pStyle w:val="Compact"/>
         <w:numPr>
           <w:ilvl w:val="0"/>
           <w:numId w:val="1001"/>
         </w:numPr>
-        <w:pStyle w:val="Compact"/>
       </w:pPr>
       <w:r>
         <w:rPr>
           <w:b/>
+          <w:bCs/>
         </w:rPr>
         <w:t xml:space="preserve">Cultura de responsabilidade compartilhada</w:t>
       </w:r>
@@ -146,15 +112,16 @@
     </w:p>
     <w:p>
       <w:pPr>
+        <w:pStyle w:val="Compact"/>
         <w:numPr>
           <w:ilvl w:val="0"/>
           <w:numId w:val="1001"/>
         </w:numPr>
-        <w:pStyle w:val="Compact"/>
       </w:pPr>
       <w:r>
         <w:rPr>
           <w:b/>
+          <w:bCs/>
         </w:rPr>
         <w:t xml:space="preserve">Automação de ponta a ponta</w:t>
       </w:r>
@@ -164,15 +131,16 @@
     </w:p>
     <w:p>
       <w:pPr>
+        <w:pStyle w:val="Compact"/>
         <w:numPr>
           <w:ilvl w:val="0"/>
           <w:numId w:val="1001"/>
         </w:numPr>
-        <w:pStyle w:val="Compact"/>
       </w:pPr>
       <w:r>
         <w:rPr>
           <w:b/>
+          <w:bCs/>
         </w:rPr>
         <w:t xml:space="preserve">Entrega contínua e incremental</w:t>
       </w:r>
@@ -182,15 +150,16 @@
     </w:p>
     <w:p>
       <w:pPr>
+        <w:pStyle w:val="Compact"/>
         <w:numPr>
           <w:ilvl w:val="0"/>
           <w:numId w:val="1001"/>
         </w:numPr>
-        <w:pStyle w:val="Compact"/>
       </w:pPr>
       <w:r>
         <w:rPr>
           <w:b/>
+          <w:bCs/>
         </w:rPr>
         <w:t xml:space="preserve">Medição objetiva</w:t>
       </w:r>
@@ -200,15 +169,16 @@
     </w:p>
     <w:p>
       <w:pPr>
+        <w:pStyle w:val="Compact"/>
         <w:numPr>
           <w:ilvl w:val="0"/>
           <w:numId w:val="1001"/>
         </w:numPr>
-        <w:pStyle w:val="Compact"/>
       </w:pPr>
       <w:r>
         <w:rPr>
           <w:b/>
+          <w:bCs/>
         </w:rPr>
         <w:t xml:space="preserve">Melhoria contínua</w:t>
       </w:r>
@@ -216,15 +186,14 @@
         <w:t xml:space="preserve">: post-mortems sem culpa, retrospectivas, débito técnico tratado como prioridade.</w:t>
       </w:r>
     </w:p>
+    <w:bookmarkStart w:id="9" w:name="modelo-calms"/>
     <w:p>
       <w:pPr>
         <w:pStyle w:val="Heading3"/>
       </w:pPr>
-      <w:bookmarkStart w:id="22" w:name="modelo-calms"/>
       <w:r>
         <w:t xml:space="preserve">Modelo CALMS</w:t>
       </w:r>
-      <w:bookmarkEnd w:id="22"/>
     </w:p>
     <w:p>
       <w:pPr>
@@ -237,8 +206,8 @@
     <w:tbl>
       <w:tblPr>
         <w:tblStyle w:val="Table"/>
-        <w:tblW w:type="pct" w:w="5000.0"/>
-        <w:tblLook w:firstRow="1"/>
+        <w:tblW w:type="auto" w:w="0"/>
+        <w:tblLook w:firstRow="1" w:lastRow="0" w:firstColumn="0" w:lastColumn="0" w:noHBand="0" w:noVBand="0" w:val="0020"/>
       </w:tblPr>
       <w:tblGrid>
         <w:gridCol w:w="2640"/>
@@ -247,19 +216,13 @@
       </w:tblGrid>
       <w:tr>
         <w:trPr>
-          <w:cnfStyle w:firstRow="1"/>
+          <w:tblHeader w:val="on"/>
         </w:trPr>
         <w:tc>
-          <w:tcPr>
-            <w:tcBorders>
-              <w:bottom w:val="single"/>
-            </w:tcBorders>
-            <w:vAlign w:val="bottom"/>
-          </w:tcPr>
-          <w:p>
-            <w:pPr>
-              <w:pStyle w:val="Compact"/>
-              <w:jc w:val="left"/>
+          <w:tcPr/>
+          <w:p>
+            <w:pPr>
+              <w:pStyle w:val="Compact"/>
             </w:pPr>
             <w:r>
               <w:t xml:space="preserve">Pilar</w:t>
@@ -267,16 +230,10 @@
           </w:p>
         </w:tc>
         <w:tc>
-          <w:tcPr>
-            <w:tcBorders>
-              <w:bottom w:val="single"/>
-            </w:tcBorders>
-            <w:vAlign w:val="bottom"/>
-          </w:tcPr>
-          <w:p>
-            <w:pPr>
-              <w:pStyle w:val="Compact"/>
-              <w:jc w:val="left"/>
+          <w:tcPr/>
+          <w:p>
+            <w:pPr>
+              <w:pStyle w:val="Compact"/>
             </w:pPr>
             <w:r>
               <w:t xml:space="preserve">Significado</w:t>
@@ -284,16 +241,10 @@
           </w:p>
         </w:tc>
         <w:tc>
-          <w:tcPr>
-            <w:tcBorders>
-              <w:bottom w:val="single"/>
-            </w:tcBorders>
-            <w:vAlign w:val="bottom"/>
-          </w:tcPr>
-          <w:p>
-            <w:pPr>
-              <w:pStyle w:val="Compact"/>
-              <w:jc w:val="left"/>
+          <w:tcPr/>
+          <w:p>
+            <w:pPr>
+              <w:pStyle w:val="Compact"/>
             </w:pPr>
             <w:r>
               <w:t xml:space="preserve">Exemplo prático</w:t>
@@ -303,14 +254,15 @@
       </w:tr>
       <w:tr>
         <w:tc>
-          <w:p>
-            <w:pPr>
-              <w:pStyle w:val="Compact"/>
-              <w:jc w:val="left"/>
+          <w:tcPr/>
+          <w:p>
+            <w:pPr>
+              <w:pStyle w:val="Compact"/>
             </w:pPr>
             <w:r>
               <w:rPr>
                 <w:b/>
+                <w:bCs/>
               </w:rPr>
               <w:t xml:space="preserve">C</w:t>
             </w:r>
@@ -320,33 +272,21 @@
           </w:p>
         </w:tc>
         <w:tc>
-          <w:p>
-            <w:pPr>
-              <w:pStyle w:val="Compact"/>
-              <w:jc w:val="left"/>
-            </w:pPr>
-            <w:r>
-              <w:t xml:space="preserve">Colaboração Dev+Ops+Segurança, sem</w:t>
-            </w:r>
-            <w:r>
-              <w:t xml:space="preserve"> </w:t>
-            </w:r>
-            <w:r>
-              <w:t xml:space="preserve">“</w:t>
-            </w:r>
-            <w:r>
-              <w:t xml:space="preserve">jogar por cima do muro</w:t>
-            </w:r>
-            <w:r>
-              <w:t xml:space="preserve">”</w:t>
-            </w:r>
-          </w:p>
-        </w:tc>
-        <w:tc>
-          <w:p>
-            <w:pPr>
-              <w:pStyle w:val="Compact"/>
-              <w:jc w:val="left"/>
+          <w:tcPr/>
+          <w:p>
+            <w:pPr>
+              <w:pStyle w:val="Compact"/>
+            </w:pPr>
+            <w:r>
+              <w:t xml:space="preserve">Colaboração Dev+Ops+Segurança, sem "jogar por cima do muro"</w:t>
+            </w:r>
+          </w:p>
+        </w:tc>
+        <w:tc>
+          <w:tcPr/>
+          <w:p>
+            <w:pPr>
+              <w:pStyle w:val="Compact"/>
             </w:pPr>
             <w:r>
               <w:t xml:space="preserve">Squads multidisciplinares, on-call compartilhado</w:t>
@@ -356,14 +296,15 @@
       </w:tr>
       <w:tr>
         <w:tc>
-          <w:p>
-            <w:pPr>
-              <w:pStyle w:val="Compact"/>
-              <w:jc w:val="left"/>
+          <w:tcPr/>
+          <w:p>
+            <w:pPr>
+              <w:pStyle w:val="Compact"/>
             </w:pPr>
             <w:r>
               <w:rPr>
                 <w:b/>
+                <w:bCs/>
               </w:rPr>
               <w:t xml:space="preserve">A</w:t>
             </w:r>
@@ -373,10 +314,10 @@
           </w:p>
         </w:tc>
         <w:tc>
-          <w:p>
-            <w:pPr>
-              <w:pStyle w:val="Compact"/>
-              <w:jc w:val="left"/>
+          <w:tcPr/>
+          <w:p>
+            <w:pPr>
+              <w:pStyle w:val="Compact"/>
             </w:pPr>
             <w:r>
               <w:t xml:space="preserve">Eliminar trabalho manual repetitivo</w:t>
@@ -384,10 +325,10 @@
           </w:p>
         </w:tc>
         <w:tc>
-          <w:p>
-            <w:pPr>
-              <w:pStyle w:val="Compact"/>
-              <w:jc w:val="left"/>
+          <w:tcPr/>
+          <w:p>
+            <w:pPr>
+              <w:pStyle w:val="Compact"/>
             </w:pPr>
             <w:r>
               <w:t xml:space="preserve">Pipelines de CI/CD, Infra as Code</w:t>
@@ -397,14 +338,15 @@
       </w:tr>
       <w:tr>
         <w:tc>
-          <w:p>
-            <w:pPr>
-              <w:pStyle w:val="Compact"/>
-              <w:jc w:val="left"/>
+          <w:tcPr/>
+          <w:p>
+            <w:pPr>
+              <w:pStyle w:val="Compact"/>
             </w:pPr>
             <w:r>
               <w:rPr>
                 <w:b/>
+                <w:bCs/>
               </w:rPr>
               <w:t xml:space="preserve">L</w:t>
             </w:r>
@@ -414,10 +356,10 @@
           </w:p>
         </w:tc>
         <w:tc>
-          <w:p>
-            <w:pPr>
-              <w:pStyle w:val="Compact"/>
-              <w:jc w:val="left"/>
+          <w:tcPr/>
+          <w:p>
+            <w:pPr>
+              <w:pStyle w:val="Compact"/>
             </w:pPr>
             <w:r>
               <w:t xml:space="preserve">Fluxo de valor enxuto, lotes pequenos</w:t>
@@ -425,10 +367,10 @@
           </w:p>
         </w:tc>
         <w:tc>
-          <w:p>
-            <w:pPr>
-              <w:pStyle w:val="Compact"/>
-              <w:jc w:val="left"/>
+          <w:tcPr/>
+          <w:p>
+            <w:pPr>
+              <w:pStyle w:val="Compact"/>
             </w:pPr>
             <w:r>
               <w:t xml:space="preserve">Feature flags, trunk-based development</w:t>
@@ -438,14 +380,15 @@
       </w:tr>
       <w:tr>
         <w:tc>
-          <w:p>
-            <w:pPr>
-              <w:pStyle w:val="Compact"/>
-              <w:jc w:val="left"/>
+          <w:tcPr/>
+          <w:p>
+            <w:pPr>
+              <w:pStyle w:val="Compact"/>
             </w:pPr>
             <w:r>
               <w:rPr>
                 <w:b/>
+                <w:bCs/>
               </w:rPr>
               <w:t xml:space="preserve">M</w:t>
             </w:r>
@@ -455,10 +398,10 @@
           </w:p>
         </w:tc>
         <w:tc>
-          <w:p>
-            <w:pPr>
-              <w:pStyle w:val="Compact"/>
-              <w:jc w:val="left"/>
+          <w:tcPr/>
+          <w:p>
+            <w:pPr>
+              <w:pStyle w:val="Compact"/>
             </w:pPr>
             <w:r>
               <w:t xml:space="preserve">Métricas de entrega e operação</w:t>
@@ -466,10 +409,10 @@
           </w:p>
         </w:tc>
         <w:tc>
-          <w:p>
-            <w:pPr>
-              <w:pStyle w:val="Compact"/>
-              <w:jc w:val="left"/>
+          <w:tcPr/>
+          <w:p>
+            <w:pPr>
+              <w:pStyle w:val="Compact"/>
             </w:pPr>
             <w:r>
               <w:t xml:space="preserve">DORA metrics, SLOs</w:t>
@@ -479,14 +422,15 @@
       </w:tr>
       <w:tr>
         <w:tc>
-          <w:p>
-            <w:pPr>
-              <w:pStyle w:val="Compact"/>
-              <w:jc w:val="left"/>
+          <w:tcPr/>
+          <w:p>
+            <w:pPr>
+              <w:pStyle w:val="Compact"/>
             </w:pPr>
             <w:r>
               <w:rPr>
                 <w:b/>
+                <w:bCs/>
               </w:rPr>
               <w:t xml:space="preserve">S</w:t>
             </w:r>
@@ -496,10 +440,10 @@
           </w:p>
         </w:tc>
         <w:tc>
-          <w:p>
-            <w:pPr>
-              <w:pStyle w:val="Compact"/>
-              <w:jc w:val="left"/>
+          <w:tcPr/>
+          <w:p>
+            <w:pPr>
+              <w:pStyle w:val="Compact"/>
             </w:pPr>
             <w:r>
               <w:t xml:space="preserve">Conhecimento e ferramentas compartilhados</w:t>
@@ -507,10 +451,10 @@
           </w:p>
         </w:tc>
         <w:tc>
-          <w:p>
-            <w:pPr>
-              <w:pStyle w:val="Compact"/>
-              <w:jc w:val="left"/>
+          <w:tcPr/>
+          <w:p>
+            <w:pPr>
+              <w:pStyle w:val="Compact"/>
             </w:pPr>
             <w:r>
               <w:t xml:space="preserve">Runbooks, documentação viva, blameless postmortems</w:t>
@@ -519,15 +463,15 @@
         </w:tc>
       </w:tr>
     </w:tbl>
+    <w:bookmarkEnd w:id="9"/>
+    <w:bookmarkStart w:id="12" w:name="X944f3e38aabf3086276ead9872e9f9783e52054"/>
     <w:p>
       <w:pPr>
         <w:pStyle w:val="Heading3"/>
       </w:pPr>
-      <w:bookmarkStart w:id="23" w:name="X944f3e38aabf3086276ead9872e9f9783e52054"/>
       <w:r>
         <w:t xml:space="preserve">As métricas DORA (padrão de mercado para medir maturidade DevOps)</w:t>
       </w:r>
-      <w:bookmarkEnd w:id="23"/>
     </w:p>
     <w:p>
       <w:pPr>
@@ -542,6 +486,7 @@
       <w:r>
         <w:rPr>
           <w:i/>
+          <w:iCs/>
         </w:rPr>
         <w:t xml:space="preserve">DORA — DevOps Research and Assessment</w:t>
       </w:r>
@@ -555,8 +500,8 @@
     <w:tbl>
       <w:tblPr>
         <w:tblStyle w:val="Table"/>
-        <w:tblW w:type="pct" w:w="5000.0"/>
-        <w:tblLook w:firstRow="1"/>
+        <w:tblW w:type="auto" w:w="0"/>
+        <w:tblLook w:firstRow="1" w:lastRow="0" w:firstColumn="0" w:lastColumn="0" w:noHBand="0" w:noVBand="0" w:val="0020"/>
       </w:tblPr>
       <w:tblGrid>
         <w:gridCol w:w="2640"/>
@@ -565,19 +510,13 @@
       </w:tblGrid>
       <w:tr>
         <w:trPr>
-          <w:cnfStyle w:firstRow="1"/>
+          <w:tblHeader w:val="on"/>
         </w:trPr>
         <w:tc>
-          <w:tcPr>
-            <w:tcBorders>
-              <w:bottom w:val="single"/>
-            </w:tcBorders>
-            <w:vAlign w:val="bottom"/>
-          </w:tcPr>
-          <w:p>
-            <w:pPr>
-              <w:pStyle w:val="Compact"/>
-              <w:jc w:val="left"/>
+          <w:tcPr/>
+          <w:p>
+            <w:pPr>
+              <w:pStyle w:val="Compact"/>
             </w:pPr>
             <w:r>
               <w:t xml:space="preserve">Métrica</w:t>
@@ -585,16 +524,10 @@
           </w:p>
         </w:tc>
         <w:tc>
-          <w:tcPr>
-            <w:tcBorders>
-              <w:bottom w:val="single"/>
-            </w:tcBorders>
-            <w:vAlign w:val="bottom"/>
-          </w:tcPr>
-          <w:p>
-            <w:pPr>
-              <w:pStyle w:val="Compact"/>
-              <w:jc w:val="left"/>
+          <w:tcPr/>
+          <w:p>
+            <w:pPr>
+              <w:pStyle w:val="Compact"/>
             </w:pPr>
             <w:r>
               <w:t xml:space="preserve">O que mede</w:t>
@@ -602,16 +535,10 @@
           </w:p>
         </w:tc>
         <w:tc>
-          <w:tcPr>
-            <w:tcBorders>
-              <w:bottom w:val="single"/>
-            </w:tcBorders>
-            <w:vAlign w:val="bottom"/>
-          </w:tcPr>
-          <w:p>
-            <w:pPr>
-              <w:pStyle w:val="Compact"/>
-              <w:jc w:val="left"/>
+          <w:tcPr/>
+          <w:p>
+            <w:pPr>
+              <w:pStyle w:val="Compact"/>
             </w:pPr>
             <w:r>
               <w:t xml:space="preserve">Elite performers (referência de mercado)</w:t>
@@ -621,24 +548,25 @@
       </w:tr>
       <w:tr>
         <w:tc>
-          <w:p>
-            <w:pPr>
-              <w:pStyle w:val="Compact"/>
-              <w:jc w:val="left"/>
+          <w:tcPr/>
+          <w:p>
+            <w:pPr>
+              <w:pStyle w:val="Compact"/>
             </w:pPr>
             <w:r>
               <w:rPr>
                 <w:b/>
+                <w:bCs/>
               </w:rPr>
               <w:t xml:space="preserve">Deployment Frequency</w:t>
             </w:r>
           </w:p>
         </w:tc>
         <w:tc>
-          <w:p>
-            <w:pPr>
-              <w:pStyle w:val="Compact"/>
-              <w:jc w:val="left"/>
+          <w:tcPr/>
+          <w:p>
+            <w:pPr>
+              <w:pStyle w:val="Compact"/>
             </w:pPr>
             <w:r>
               <w:t xml:space="preserve">Com que frequência você coloca código em produção</w:t>
@@ -646,10 +574,10 @@
           </w:p>
         </w:tc>
         <w:tc>
-          <w:p>
-            <w:pPr>
-              <w:pStyle w:val="Compact"/>
-              <w:jc w:val="left"/>
+          <w:tcPr/>
+          <w:p>
+            <w:pPr>
+              <w:pStyle w:val="Compact"/>
             </w:pPr>
             <w:r>
               <w:t xml:space="preserve">Várias vezes ao dia</w:t>
@@ -659,24 +587,25 @@
       </w:tr>
       <w:tr>
         <w:tc>
-          <w:p>
-            <w:pPr>
-              <w:pStyle w:val="Compact"/>
-              <w:jc w:val="left"/>
+          <w:tcPr/>
+          <w:p>
+            <w:pPr>
+              <w:pStyle w:val="Compact"/>
             </w:pPr>
             <w:r>
               <w:rPr>
                 <w:b/>
+                <w:bCs/>
               </w:rPr>
               <w:t xml:space="preserve">Lead Time for Changes</w:t>
             </w:r>
           </w:p>
         </w:tc>
         <w:tc>
-          <w:p>
-            <w:pPr>
-              <w:pStyle w:val="Compact"/>
-              <w:jc w:val="left"/>
+          <w:tcPr/>
+          <w:p>
+            <w:pPr>
+              <w:pStyle w:val="Compact"/>
             </w:pPr>
             <w:r>
               <w:t xml:space="preserve">Tempo do commit até rodar em produção</w:t>
@@ -684,10 +613,10 @@
           </w:p>
         </w:tc>
         <w:tc>
-          <w:p>
-            <w:pPr>
-              <w:pStyle w:val="Compact"/>
-              <w:jc w:val="left"/>
+          <w:tcPr/>
+          <w:p>
+            <w:pPr>
+              <w:pStyle w:val="Compact"/>
             </w:pPr>
             <w:r>
               <w:t xml:space="preserve">Menos de 1 hora</w:t>
@@ -697,24 +626,25 @@
       </w:tr>
       <w:tr>
         <w:tc>
-          <w:p>
-            <w:pPr>
-              <w:pStyle w:val="Compact"/>
-              <w:jc w:val="left"/>
+          <w:tcPr/>
+          <w:p>
+            <w:pPr>
+              <w:pStyle w:val="Compact"/>
             </w:pPr>
             <w:r>
               <w:rPr>
                 <w:b/>
+                <w:bCs/>
               </w:rPr>
               <w:t xml:space="preserve">Change Failure Rate</w:t>
             </w:r>
           </w:p>
         </w:tc>
         <w:tc>
-          <w:p>
-            <w:pPr>
-              <w:pStyle w:val="Compact"/>
-              <w:jc w:val="left"/>
+          <w:tcPr/>
+          <w:p>
+            <w:pPr>
+              <w:pStyle w:val="Compact"/>
             </w:pPr>
             <w:r>
               <w:t xml:space="preserve">% de deploys que causam falha em produção</w:t>
@@ -722,10 +652,10 @@
           </w:p>
         </w:tc>
         <w:tc>
-          <w:p>
-            <w:pPr>
-              <w:pStyle w:val="Compact"/>
-              <w:jc w:val="left"/>
+          <w:tcPr/>
+          <w:p>
+            <w:pPr>
+              <w:pStyle w:val="Compact"/>
             </w:pPr>
             <w:r>
               <w:t xml:space="preserve">0–15%</w:t>
@@ -735,24 +665,25 @@
       </w:tr>
       <w:tr>
         <w:tc>
-          <w:p>
-            <w:pPr>
-              <w:pStyle w:val="Compact"/>
-              <w:jc w:val="left"/>
+          <w:tcPr/>
+          <w:p>
+            <w:pPr>
+              <w:pStyle w:val="Compact"/>
             </w:pPr>
             <w:r>
               <w:rPr>
                 <w:b/>
+                <w:bCs/>
               </w:rPr>
               <w:t xml:space="preserve">Failed Deployment Recovery Time (MTTR)</w:t>
             </w:r>
           </w:p>
         </w:tc>
         <w:tc>
-          <w:p>
-            <w:pPr>
-              <w:pStyle w:val="Compact"/>
-              <w:jc w:val="left"/>
+          <w:tcPr/>
+          <w:p>
+            <w:pPr>
+              <w:pStyle w:val="Compact"/>
             </w:pPr>
             <w:r>
               <w:t xml:space="preserve">Tempo para recuperar de uma falha em produção</w:t>
@@ -760,10 +691,10 @@
           </w:p>
         </w:tc>
         <w:tc>
-          <w:p>
-            <w:pPr>
-              <w:pStyle w:val="Compact"/>
-              <w:jc w:val="left"/>
+          <w:tcPr/>
+          <w:p>
+            <w:pPr>
+              <w:pStyle w:val="Compact"/>
             </w:pPr>
             <w:r>
               <w:t xml:space="preserve">Menos de 1 hora</w:t>
@@ -773,14 +704,15 @@
       </w:tr>
       <w:tr>
         <w:tc>
-          <w:p>
-            <w:pPr>
-              <w:pStyle w:val="Compact"/>
-              <w:jc w:val="left"/>
+          <w:tcPr/>
+          <w:p>
+            <w:pPr>
+              <w:pStyle w:val="Compact"/>
             </w:pPr>
             <w:r>
               <w:rPr>
                 <w:b/>
+                <w:bCs/>
               </w:rPr>
               <w:t xml:space="preserve">Rework Rate</w:t>
             </w:r>
@@ -790,16 +722,17 @@
             <w:r>
               <w:rPr>
                 <w:i/>
+                <w:iCs/>
               </w:rPr>
               <w:t xml:space="preserve">(métrica mais recente, incorporada em 2024+)</w:t>
             </w:r>
           </w:p>
         </w:tc>
         <w:tc>
-          <w:p>
-            <w:pPr>
-              <w:pStyle w:val="Compact"/>
-              <w:jc w:val="left"/>
+          <w:tcPr/>
+          <w:p>
+            <w:pPr>
+              <w:pStyle w:val="Compact"/>
             </w:pPr>
             <w:r>
               <w:t xml:space="preserve">% de mudanças que precisam ser refeitas após o deploy</w:t>
@@ -807,10 +740,10 @@
           </w:p>
         </w:tc>
         <w:tc>
-          <w:p>
-            <w:pPr>
-              <w:pStyle w:val="Compact"/>
-              <w:jc w:val="left"/>
+          <w:tcPr/>
+          <w:p>
+            <w:pPr>
+              <w:pStyle w:val="Compact"/>
             </w:pPr>
             <w:r>
               <w:t xml:space="preserve">Quanto menor, melhor</w:t>
@@ -829,7 +762,7 @@
       <w:r>
         <w:t xml:space="preserve"> </w:t>
       </w:r>
-      <w:hyperlink r:id="rId24">
+      <w:hyperlink r:id="rId10">
         <w:r>
           <w:rPr>
             <w:rStyle w:val="Hyperlink"/>
@@ -843,7 +776,7 @@
       <w:r>
         <w:t xml:space="preserve"> </w:t>
       </w:r>
-      <w:hyperlink r:id="rId25">
+      <w:hyperlink r:id="rId11">
         <w:r>
           <w:rPr>
             <w:rStyle w:val="Hyperlink"/>
@@ -862,30 +795,16 @@
         </w:pict>
       </w:r>
     </w:p>
+    <w:bookmarkEnd w:id="12"/>
+    <w:bookmarkEnd w:id="13"/>
+    <w:bookmarkStart w:id="22" w:name="X0bbc23358c3e6295b16295e7b842cc22ef8ca21"/>
     <w:p>
       <w:pPr>
         <w:pStyle w:val="Heading2"/>
       </w:pPr>
-      <w:bookmarkStart w:id="26" w:name="X1ab0a03622cbb375de10204939a85d5bcaba05e"/>
-      <w:r>
-        <w:t xml:space="preserve">2. As etapas de uma esteira DevOps (o</w:t>
-      </w:r>
-      <w:r>
-        <w:t xml:space="preserve"> </w:t>
-      </w:r>
-      <w:r>
-        <w:t xml:space="preserve">“</w:t>
-      </w:r>
-      <w:r>
-        <w:t xml:space="preserve">ciclo infinito</w:t>
-      </w:r>
-      <w:r>
-        <w:t xml:space="preserve">”</w:t>
-      </w:r>
-      <w:r>
-        <w:t xml:space="preserve">)</w:t>
-      </w:r>
-      <w:bookmarkEnd w:id="26"/>
+      <w:r>
+        <w:t xml:space="preserve">2. As etapas de uma esteira DevOps (o "ciclo infinito")</w:t>
+      </w:r>
     </w:p>
     <w:p>
       <w:pPr>
@@ -932,21 +851,20 @@
         <w:t xml:space="preserve">Para cada etapa, o mercado reconhece práticas e ferramentas específicas. A tabela abaixo cita as mais adotadas — não é obrigatório usar todas; a ideia é conhecer as opções e escolher pelo contexto do projeto.</w:t>
       </w:r>
     </w:p>
+    <w:bookmarkStart w:id="14" w:name="plan--planejamento"/>
     <w:p>
       <w:pPr>
         <w:pStyle w:val="Heading3"/>
       </w:pPr>
-      <w:bookmarkStart w:id="27" w:name="plan-planejamento"/>
       <w:r>
         <w:t xml:space="preserve">PLAN — Planejamento</w:t>
       </w:r>
-      <w:bookmarkEnd w:id="27"/>
     </w:p>
     <w:tbl>
       <w:tblPr>
         <w:tblStyle w:val="Table"/>
-        <w:tblW w:type="pct" w:w="5000.0"/>
-        <w:tblLook w:firstRow="1"/>
+        <w:tblW w:type="auto" w:w="0"/>
+        <w:tblLook w:firstRow="1" w:lastRow="0" w:firstColumn="0" w:lastColumn="0" w:noHBand="0" w:noVBand="0" w:val="0020"/>
       </w:tblPr>
       <w:tblGrid>
         <w:gridCol w:w="3960"/>
@@ -954,19 +872,13 @@
       </w:tblGrid>
       <w:tr>
         <w:trPr>
-          <w:cnfStyle w:firstRow="1"/>
+          <w:tblHeader w:val="on"/>
         </w:trPr>
         <w:tc>
-          <w:tcPr>
-            <w:tcBorders>
-              <w:bottom w:val="single"/>
-            </w:tcBorders>
-            <w:vAlign w:val="bottom"/>
-          </w:tcPr>
-          <w:p>
-            <w:pPr>
-              <w:pStyle w:val="Compact"/>
-              <w:jc w:val="left"/>
+          <w:tcPr/>
+          <w:p>
+            <w:pPr>
+              <w:pStyle w:val="Compact"/>
             </w:pPr>
             <w:r>
               <w:t xml:space="preserve">Prática</w:t>
@@ -974,16 +886,10 @@
           </w:p>
         </w:tc>
         <w:tc>
-          <w:tcPr>
-            <w:tcBorders>
-              <w:bottom w:val="single"/>
-            </w:tcBorders>
-            <w:vAlign w:val="bottom"/>
-          </w:tcPr>
-          <w:p>
-            <w:pPr>
-              <w:pStyle w:val="Compact"/>
-              <w:jc w:val="left"/>
+          <w:tcPr/>
+          <w:p>
+            <w:pPr>
+              <w:pStyle w:val="Compact"/>
             </w:pPr>
             <w:r>
               <w:t xml:space="preserve">Ferramentas comuns no mercado</w:t>
@@ -993,10 +899,10 @@
       </w:tr>
       <w:tr>
         <w:tc>
-          <w:p>
-            <w:pPr>
-              <w:pStyle w:val="Compact"/>
-              <w:jc w:val="left"/>
+          <w:tcPr/>
+          <w:p>
+            <w:pPr>
+              <w:pStyle w:val="Compact"/>
             </w:pPr>
             <w:r>
               <w:t xml:space="preserve">Backlog e rastreio de trabalho</w:t>
@@ -1004,10 +910,10 @@
           </w:p>
         </w:tc>
         <w:tc>
-          <w:p>
-            <w:pPr>
-              <w:pStyle w:val="Compact"/>
-              <w:jc w:val="left"/>
+          <w:tcPr/>
+          <w:p>
+            <w:pPr>
+              <w:pStyle w:val="Compact"/>
             </w:pPr>
             <w:r>
               <w:t xml:space="preserve">Jira, Azure Boards, Linear, GitHub Projects</w:t>
@@ -1017,10 +923,10 @@
       </w:tr>
       <w:tr>
         <w:tc>
-          <w:p>
-            <w:pPr>
-              <w:pStyle w:val="Compact"/>
-              <w:jc w:val="left"/>
+          <w:tcPr/>
+          <w:p>
+            <w:pPr>
+              <w:pStyle w:val="Compact"/>
             </w:pPr>
             <w:r>
               <w:t xml:space="preserve">Definição de arquitetura e ADRs (Architecture Decision Records)</w:t>
@@ -1028,10 +934,10 @@
           </w:p>
         </w:tc>
         <w:tc>
-          <w:p>
-            <w:pPr>
-              <w:pStyle w:val="Compact"/>
-              <w:jc w:val="left"/>
+          <w:tcPr/>
+          <w:p>
+            <w:pPr>
+              <w:pStyle w:val="Compact"/>
             </w:pPr>
             <w:r>
               <w:t xml:space="preserve">Markdown versionado no repo, Confluence</w:t>
@@ -1041,10 +947,10 @@
       </w:tr>
       <w:tr>
         <w:tc>
-          <w:p>
-            <w:pPr>
-              <w:pStyle w:val="Compact"/>
-              <w:jc w:val="left"/>
+          <w:tcPr/>
+          <w:p>
+            <w:pPr>
+              <w:pStyle w:val="Compact"/>
             </w:pPr>
             <w:r>
               <w:t xml:space="preserve">Modelagem de ameaças (threat modeling)</w:t>
@@ -1052,10 +958,10 @@
           </w:p>
         </w:tc>
         <w:tc>
-          <w:p>
-            <w:pPr>
-              <w:pStyle w:val="Compact"/>
-              <w:jc w:val="left"/>
+          <w:tcPr/>
+          <w:p>
+            <w:pPr>
+              <w:pStyle w:val="Compact"/>
             </w:pPr>
             <w:r>
               <w:t xml:space="preserve">OWASP Threat Dragon</w:t>
@@ -1064,21 +970,21 @@
         </w:tc>
       </w:tr>
     </w:tbl>
+    <w:bookmarkEnd w:id="14"/>
+    <w:bookmarkStart w:id="15" w:name="code--desenvolvimento"/>
     <w:p>
       <w:pPr>
         <w:pStyle w:val="Heading3"/>
       </w:pPr>
-      <w:bookmarkStart w:id="28" w:name="code-desenvolvimento"/>
       <w:r>
         <w:t xml:space="preserve">CODE — Desenvolvimento</w:t>
       </w:r>
-      <w:bookmarkEnd w:id="28"/>
     </w:p>
     <w:tbl>
       <w:tblPr>
         <w:tblStyle w:val="Table"/>
-        <w:tblW w:type="pct" w:w="5000.0"/>
-        <w:tblLook w:firstRow="1"/>
+        <w:tblW w:type="auto" w:w="0"/>
+        <w:tblLook w:firstRow="1" w:lastRow="0" w:firstColumn="0" w:lastColumn="0" w:noHBand="0" w:noVBand="0" w:val="0020"/>
       </w:tblPr>
       <w:tblGrid>
         <w:gridCol w:w="3960"/>
@@ -1086,19 +992,13 @@
       </w:tblGrid>
       <w:tr>
         <w:trPr>
-          <w:cnfStyle w:firstRow="1"/>
+          <w:tblHeader w:val="on"/>
         </w:trPr>
         <w:tc>
-          <w:tcPr>
-            <w:tcBorders>
-              <w:bottom w:val="single"/>
-            </w:tcBorders>
-            <w:vAlign w:val="bottom"/>
-          </w:tcPr>
-          <w:p>
-            <w:pPr>
-              <w:pStyle w:val="Compact"/>
-              <w:jc w:val="left"/>
+          <w:tcPr/>
+          <w:p>
+            <w:pPr>
+              <w:pStyle w:val="Compact"/>
             </w:pPr>
             <w:r>
               <w:t xml:space="preserve">Prática</w:t>
@@ -1106,16 +1006,10 @@
           </w:p>
         </w:tc>
         <w:tc>
-          <w:tcPr>
-            <w:tcBorders>
-              <w:bottom w:val="single"/>
-            </w:tcBorders>
-            <w:vAlign w:val="bottom"/>
-          </w:tcPr>
-          <w:p>
-            <w:pPr>
-              <w:pStyle w:val="Compact"/>
-              <w:jc w:val="left"/>
+          <w:tcPr/>
+          <w:p>
+            <w:pPr>
+              <w:pStyle w:val="Compact"/>
             </w:pPr>
             <w:r>
               <w:t xml:space="preserve">Ferramentas comuns</w:t>
@@ -1125,10 +1019,10 @@
       </w:tr>
       <w:tr>
         <w:tc>
-          <w:p>
-            <w:pPr>
-              <w:pStyle w:val="Compact"/>
-              <w:jc w:val="left"/>
+          <w:tcPr/>
+          <w:p>
+            <w:pPr>
+              <w:pStyle w:val="Compact"/>
             </w:pPr>
             <w:r>
               <w:t xml:space="preserve">Controle de versão distribuído</w:t>
@@ -1136,10 +1030,10 @@
           </w:p>
         </w:tc>
         <w:tc>
-          <w:p>
-            <w:pPr>
-              <w:pStyle w:val="Compact"/>
-              <w:jc w:val="left"/>
+          <w:tcPr/>
+          <w:p>
+            <w:pPr>
+              <w:pStyle w:val="Compact"/>
             </w:pPr>
             <w:r>
               <w:t xml:space="preserve">Git (GitHub, GitLab, Azure Repos, Bitbucket)</w:t>
@@ -1149,10 +1043,10 @@
       </w:tr>
       <w:tr>
         <w:tc>
-          <w:p>
-            <w:pPr>
-              <w:pStyle w:val="Compact"/>
-              <w:jc w:val="left"/>
+          <w:tcPr/>
+          <w:p>
+            <w:pPr>
+              <w:pStyle w:val="Compact"/>
             </w:pPr>
             <w:r>
               <w:t xml:space="preserve">Padrão de branches</w:t>
@@ -1160,10 +1054,10 @@
           </w:p>
         </w:tc>
         <w:tc>
-          <w:p>
-            <w:pPr>
-              <w:pStyle w:val="Compact"/>
-              <w:jc w:val="left"/>
+          <w:tcPr/>
+          <w:p>
+            <w:pPr>
+              <w:pStyle w:val="Compact"/>
             </w:pPr>
             <w:r>
               <w:t xml:space="preserve">Trunk-Based Development (recomendado para deploy contínuo) ou GitHub Flow; Git Flow para releases versionadas/lentas</w:t>
@@ -1173,10 +1067,10 @@
       </w:tr>
       <w:tr>
         <w:tc>
-          <w:p>
-            <w:pPr>
-              <w:pStyle w:val="Compact"/>
-              <w:jc w:val="left"/>
+          <w:tcPr/>
+          <w:p>
+            <w:pPr>
+              <w:pStyle w:val="Compact"/>
             </w:pPr>
             <w:r>
               <w:t xml:space="preserve">Convenção de commits</w:t>
@@ -1184,10 +1078,10 @@
           </w:p>
         </w:tc>
         <w:tc>
-          <w:p>
-            <w:pPr>
-              <w:pStyle w:val="Compact"/>
-              <w:jc w:val="left"/>
+          <w:tcPr/>
+          <w:p>
+            <w:pPr>
+              <w:pStyle w:val="Compact"/>
             </w:pPr>
             <w:r>
               <w:t xml:space="preserve">Conventional Commits (</w:t>
@@ -1223,17 +1117,17 @@
               <w:t xml:space="preserve">chore:</w:t>
             </w:r>
             <w:r>
-              <w:t xml:space="preserve">…)</w:t>
-            </w:r>
-          </w:p>
-        </w:tc>
-      </w:tr>
-      <w:tr>
-        <w:tc>
-          <w:p>
-            <w:pPr>
-              <w:pStyle w:val="Compact"/>
-              <w:jc w:val="left"/>
+              <w:t xml:space="preserve">...)</w:t>
+            </w:r>
+          </w:p>
+        </w:tc>
+      </w:tr>
+      <w:tr>
+        <w:tc>
+          <w:tcPr/>
+          <w:p>
+            <w:pPr>
+              <w:pStyle w:val="Compact"/>
             </w:pPr>
             <w:r>
               <w:t xml:space="preserve">Revisão de código</w:t>
@@ -1241,10 +1135,10 @@
           </w:p>
         </w:tc>
         <w:tc>
-          <w:p>
-            <w:pPr>
-              <w:pStyle w:val="Compact"/>
-              <w:jc w:val="left"/>
+          <w:tcPr/>
+          <w:p>
+            <w:pPr>
+              <w:pStyle w:val="Compact"/>
             </w:pPr>
             <w:r>
               <w:t xml:space="preserve">Pull/Merge Requests + revisão obrigatória (2 aprovações mínimo em produção)</w:t>
@@ -1254,10 +1148,10 @@
       </w:tr>
       <w:tr>
         <w:tc>
-          <w:p>
-            <w:pPr>
-              <w:pStyle w:val="Compact"/>
-              <w:jc w:val="left"/>
+          <w:tcPr/>
+          <w:p>
+            <w:pPr>
+              <w:pStyle w:val="Compact"/>
             </w:pPr>
             <w:r>
               <w:t xml:space="preserve">Assistentes de codificação com IA</w:t>
@@ -1265,10 +1159,10 @@
           </w:p>
         </w:tc>
         <w:tc>
-          <w:p>
-            <w:pPr>
-              <w:pStyle w:val="Compact"/>
-              <w:jc w:val="left"/>
+          <w:tcPr/>
+          <w:p>
+            <w:pPr>
+              <w:pStyle w:val="Compact"/>
             </w:pPr>
             <w:r>
               <w:t xml:space="preserve">Claude Code, GitHub Copilot</w:t>
@@ -1278,10 +1172,10 @@
       </w:tr>
       <w:tr>
         <w:tc>
-          <w:p>
-            <w:pPr>
-              <w:pStyle w:val="Compact"/>
-              <w:jc w:val="left"/>
+          <w:tcPr/>
+          <w:p>
+            <w:pPr>
+              <w:pStyle w:val="Compact"/>
             </w:pPr>
             <w:r>
               <w:t xml:space="preserve">Pre-commit hooks</w:t>
@@ -1289,10 +1183,10 @@
           </w:p>
         </w:tc>
         <w:tc>
-          <w:p>
-            <w:pPr>
-              <w:pStyle w:val="Compact"/>
-              <w:jc w:val="left"/>
+          <w:tcPr/>
+          <w:p>
+            <w:pPr>
+              <w:pStyle w:val="Compact"/>
             </w:pPr>
             <w:r>
               <w:t xml:space="preserve">Husky (Node), pre-commit (Python)</w:t>
@@ -1301,21 +1195,21 @@
         </w:tc>
       </w:tr>
     </w:tbl>
+    <w:bookmarkEnd w:id="15"/>
+    <w:bookmarkStart w:id="16" w:name="build--construção"/>
     <w:p>
       <w:pPr>
         <w:pStyle w:val="Heading3"/>
       </w:pPr>
-      <w:bookmarkStart w:id="29" w:name="build-construção"/>
       <w:r>
         <w:t xml:space="preserve">BUILD — Construção</w:t>
       </w:r>
-      <w:bookmarkEnd w:id="29"/>
     </w:p>
     <w:tbl>
       <w:tblPr>
         <w:tblStyle w:val="Table"/>
-        <w:tblW w:type="pct" w:w="5000.0"/>
-        <w:tblLook w:firstRow="1"/>
+        <w:tblW w:type="auto" w:w="0"/>
+        <w:tblLook w:firstRow="1" w:lastRow="0" w:firstColumn="0" w:lastColumn="0" w:noHBand="0" w:noVBand="0" w:val="0020"/>
       </w:tblPr>
       <w:tblGrid>
         <w:gridCol w:w="3960"/>
@@ -1323,19 +1217,13 @@
       </w:tblGrid>
       <w:tr>
         <w:trPr>
-          <w:cnfStyle w:firstRow="1"/>
+          <w:tblHeader w:val="on"/>
         </w:trPr>
         <w:tc>
-          <w:tcPr>
-            <w:tcBorders>
-              <w:bottom w:val="single"/>
-            </w:tcBorders>
-            <w:vAlign w:val="bottom"/>
-          </w:tcPr>
-          <w:p>
-            <w:pPr>
-              <w:pStyle w:val="Compact"/>
-              <w:jc w:val="left"/>
+          <w:tcPr/>
+          <w:p>
+            <w:pPr>
+              <w:pStyle w:val="Compact"/>
             </w:pPr>
             <w:r>
               <w:t xml:space="preserve">Prática</w:t>
@@ -1343,16 +1231,10 @@
           </w:p>
         </w:tc>
         <w:tc>
-          <w:tcPr>
-            <w:tcBorders>
-              <w:bottom w:val="single"/>
-            </w:tcBorders>
-            <w:vAlign w:val="bottom"/>
-          </w:tcPr>
-          <w:p>
-            <w:pPr>
-              <w:pStyle w:val="Compact"/>
-              <w:jc w:val="left"/>
+          <w:tcPr/>
+          <w:p>
+            <w:pPr>
+              <w:pStyle w:val="Compact"/>
             </w:pPr>
             <w:r>
               <w:t xml:space="preserve">Ferramentas comuns</w:t>
@@ -1362,10 +1244,10 @@
       </w:tr>
       <w:tr>
         <w:tc>
-          <w:p>
-            <w:pPr>
-              <w:pStyle w:val="Compact"/>
-              <w:jc w:val="left"/>
+          <w:tcPr/>
+          <w:p>
+            <w:pPr>
+              <w:pStyle w:val="Compact"/>
             </w:pPr>
             <w:r>
               <w:t xml:space="preserve">Build reprodutível</w:t>
@@ -1373,10 +1255,10 @@
           </w:p>
         </w:tc>
         <w:tc>
-          <w:p>
-            <w:pPr>
-              <w:pStyle w:val="Compact"/>
-              <w:jc w:val="left"/>
+          <w:tcPr/>
+          <w:p>
+            <w:pPr>
+              <w:pStyle w:val="Compact"/>
             </w:pPr>
             <w:r>
               <w:t xml:space="preserve">npm/yarn/pnpm (Node), pip/poetry (Python), Maven/Gradle (Java)</w:t>
@@ -1386,10 +1268,10 @@
       </w:tr>
       <w:tr>
         <w:tc>
-          <w:p>
-            <w:pPr>
-              <w:pStyle w:val="Compact"/>
-              <w:jc w:val="left"/>
+          <w:tcPr/>
+          <w:p>
+            <w:pPr>
+              <w:pStyle w:val="Compact"/>
             </w:pPr>
             <w:r>
               <w:t xml:space="preserve">Empacotamento em contêiner</w:t>
@@ -1397,10 +1279,10 @@
           </w:p>
         </w:tc>
         <w:tc>
-          <w:p>
-            <w:pPr>
-              <w:pStyle w:val="Compact"/>
-              <w:jc w:val="left"/>
+          <w:tcPr/>
+          <w:p>
+            <w:pPr>
+              <w:pStyle w:val="Compact"/>
             </w:pPr>
             <w:r>
               <w:t xml:space="preserve">Docker, Buildpacks, Podman</w:t>
@@ -1410,10 +1292,10 @@
       </w:tr>
       <w:tr>
         <w:tc>
-          <w:p>
-            <w:pPr>
-              <w:pStyle w:val="Compact"/>
-              <w:jc w:val="left"/>
+          <w:tcPr/>
+          <w:p>
+            <w:pPr>
+              <w:pStyle w:val="Compact"/>
             </w:pPr>
             <w:r>
               <w:t xml:space="preserve">Gestão de dependências e SBOM</w:t>
@@ -1421,10 +1303,10 @@
           </w:p>
         </w:tc>
         <w:tc>
-          <w:p>
-            <w:pPr>
-              <w:pStyle w:val="Compact"/>
-              <w:jc w:val="left"/>
+          <w:tcPr/>
+          <w:p>
+            <w:pPr>
+              <w:pStyle w:val="Compact"/>
             </w:pPr>
             <w:r>
               <w:t xml:space="preserve">Dependabot, Renovate, Syft (SBOM)</w:t>
@@ -1434,10 +1316,10 @@
       </w:tr>
       <w:tr>
         <w:tc>
-          <w:p>
-            <w:pPr>
-              <w:pStyle w:val="Compact"/>
-              <w:jc w:val="left"/>
+          <w:tcPr/>
+          <w:p>
+            <w:pPr>
+              <w:pStyle w:val="Compact"/>
             </w:pPr>
             <w:r>
               <w:t xml:space="preserve">Versionamento de artefatos</w:t>
@@ -1445,10 +1327,10 @@
           </w:p>
         </w:tc>
         <w:tc>
-          <w:p>
-            <w:pPr>
-              <w:pStyle w:val="Compact"/>
-              <w:jc w:val="left"/>
+          <w:tcPr/>
+          <w:p>
+            <w:pPr>
+              <w:pStyle w:val="Compact"/>
             </w:pPr>
             <w:r>
               <w:t xml:space="preserve">SemVer, tags de imagem por SHA de commit</w:t>
@@ -1458,10 +1340,10 @@
       </w:tr>
       <w:tr>
         <w:tc>
-          <w:p>
-            <w:pPr>
-              <w:pStyle w:val="Compact"/>
-              <w:jc w:val="left"/>
+          <w:tcPr/>
+          <w:p>
+            <w:pPr>
+              <w:pStyle w:val="Compact"/>
             </w:pPr>
             <w:r>
               <w:t xml:space="preserve">Registro de artefatos</w:t>
@@ -1469,10 +1351,10 @@
           </w:p>
         </w:tc>
         <w:tc>
-          <w:p>
-            <w:pPr>
-              <w:pStyle w:val="Compact"/>
-              <w:jc w:val="left"/>
+          <w:tcPr/>
+          <w:p>
+            <w:pPr>
+              <w:pStyle w:val="Compact"/>
             </w:pPr>
             <w:r>
               <w:t xml:space="preserve">Docker Hub, GitHub Container Registry (GHCR), Azure Container Registry, Artifactory</w:t>
@@ -1481,21 +1363,21 @@
         </w:tc>
       </w:tr>
     </w:tbl>
+    <w:bookmarkEnd w:id="16"/>
+    <w:bookmarkStart w:id="17" w:name="test--qualidade"/>
     <w:p>
       <w:pPr>
         <w:pStyle w:val="Heading3"/>
       </w:pPr>
-      <w:bookmarkStart w:id="30" w:name="test-qualidade"/>
       <w:r>
         <w:t xml:space="preserve">TEST — Qualidade</w:t>
       </w:r>
-      <w:bookmarkEnd w:id="30"/>
     </w:p>
     <w:tbl>
       <w:tblPr>
         <w:tblStyle w:val="Table"/>
-        <w:tblW w:type="pct" w:w="5000.0"/>
-        <w:tblLook w:firstRow="1"/>
+        <w:tblW w:type="auto" w:w="0"/>
+        <w:tblLook w:firstRow="1" w:lastRow="0" w:firstColumn="0" w:lastColumn="0" w:noHBand="0" w:noVBand="0" w:val="0020"/>
       </w:tblPr>
       <w:tblGrid>
         <w:gridCol w:w="3960"/>
@@ -1503,19 +1385,13 @@
       </w:tblGrid>
       <w:tr>
         <w:trPr>
-          <w:cnfStyle w:firstRow="1"/>
+          <w:tblHeader w:val="on"/>
         </w:trPr>
         <w:tc>
-          <w:tcPr>
-            <w:tcBorders>
-              <w:bottom w:val="single"/>
-            </w:tcBorders>
-            <w:vAlign w:val="bottom"/>
-          </w:tcPr>
-          <w:p>
-            <w:pPr>
-              <w:pStyle w:val="Compact"/>
-              <w:jc w:val="left"/>
+          <w:tcPr/>
+          <w:p>
+            <w:pPr>
+              <w:pStyle w:val="Compact"/>
             </w:pPr>
             <w:r>
               <w:t xml:space="preserve">Camada</w:t>
@@ -1523,16 +1399,10 @@
           </w:p>
         </w:tc>
         <w:tc>
-          <w:tcPr>
-            <w:tcBorders>
-              <w:bottom w:val="single"/>
-            </w:tcBorders>
-            <w:vAlign w:val="bottom"/>
-          </w:tcPr>
-          <w:p>
-            <w:pPr>
-              <w:pStyle w:val="Compact"/>
-              <w:jc w:val="left"/>
+          <w:tcPr/>
+          <w:p>
+            <w:pPr>
+              <w:pStyle w:val="Compact"/>
             </w:pPr>
             <w:r>
               <w:t xml:space="preserve">Ferramentas comuns</w:t>
@@ -1542,10 +1412,10 @@
       </w:tr>
       <w:tr>
         <w:tc>
-          <w:p>
-            <w:pPr>
-              <w:pStyle w:val="Compact"/>
-              <w:jc w:val="left"/>
+          <w:tcPr/>
+          <w:p>
+            <w:pPr>
+              <w:pStyle w:val="Compact"/>
             </w:pPr>
             <w:r>
               <w:t xml:space="preserve">Lint / análise estática</w:t>
@@ -1553,10 +1423,10 @@
           </w:p>
         </w:tc>
         <w:tc>
-          <w:p>
-            <w:pPr>
-              <w:pStyle w:val="Compact"/>
-              <w:jc w:val="left"/>
+          <w:tcPr/>
+          <w:p>
+            <w:pPr>
+              <w:pStyle w:val="Compact"/>
             </w:pPr>
             <w:r>
               <w:t xml:space="preserve">ESLint (JS/TS), Flake8/Ruff (Python), SonarQube/SonarCloud</w:t>
@@ -1566,10 +1436,10 @@
       </w:tr>
       <w:tr>
         <w:tc>
-          <w:p>
-            <w:pPr>
-              <w:pStyle w:val="Compact"/>
-              <w:jc w:val="left"/>
+          <w:tcPr/>
+          <w:p>
+            <w:pPr>
+              <w:pStyle w:val="Compact"/>
             </w:pPr>
             <w:r>
               <w:t xml:space="preserve">Testes unitários</w:t>
@@ -1577,10 +1447,10 @@
           </w:p>
         </w:tc>
         <w:tc>
-          <w:p>
-            <w:pPr>
-              <w:pStyle w:val="Compact"/>
-              <w:jc w:val="left"/>
+          <w:tcPr/>
+          <w:p>
+            <w:pPr>
+              <w:pStyle w:val="Compact"/>
             </w:pPr>
             <w:r>
               <w:t xml:space="preserve">Jest/Vitest/node:test (Node), Pytest (Python), JUnit (Java)</w:t>
@@ -1590,10 +1460,10 @@
       </w:tr>
       <w:tr>
         <w:tc>
-          <w:p>
-            <w:pPr>
-              <w:pStyle w:val="Compact"/>
-              <w:jc w:val="left"/>
+          <w:tcPr/>
+          <w:p>
+            <w:pPr>
+              <w:pStyle w:val="Compact"/>
             </w:pPr>
             <w:r>
               <w:t xml:space="preserve">Testes de integração</w:t>
@@ -1601,10 +1471,10 @@
           </w:p>
         </w:tc>
         <w:tc>
-          <w:p>
-            <w:pPr>
-              <w:pStyle w:val="Compact"/>
-              <w:jc w:val="left"/>
+          <w:tcPr/>
+          <w:p>
+            <w:pPr>
+              <w:pStyle w:val="Compact"/>
             </w:pPr>
             <w:r>
               <w:t xml:space="preserve">Testcontainers, serviços via</w:t>
@@ -1644,10 +1514,10 @@
       </w:tr>
       <w:tr>
         <w:tc>
-          <w:p>
-            <w:pPr>
-              <w:pStyle w:val="Compact"/>
-              <w:jc w:val="left"/>
+          <w:tcPr/>
+          <w:p>
+            <w:pPr>
+              <w:pStyle w:val="Compact"/>
             </w:pPr>
             <w:r>
               <w:t xml:space="preserve">Testes end-to-end (E2E)</w:t>
@@ -1655,10 +1525,10 @@
           </w:p>
         </w:tc>
         <w:tc>
-          <w:p>
-            <w:pPr>
-              <w:pStyle w:val="Compact"/>
-              <w:jc w:val="left"/>
+          <w:tcPr/>
+          <w:p>
+            <w:pPr>
+              <w:pStyle w:val="Compact"/>
             </w:pPr>
             <w:r>
               <w:t xml:space="preserve">Playwright, Cypress</w:t>
@@ -1668,10 +1538,10 @@
       </w:tr>
       <w:tr>
         <w:tc>
-          <w:p>
-            <w:pPr>
-              <w:pStyle w:val="Compact"/>
-              <w:jc w:val="left"/>
+          <w:tcPr/>
+          <w:p>
+            <w:pPr>
+              <w:pStyle w:val="Compact"/>
             </w:pPr>
             <w:r>
               <w:t xml:space="preserve">Testes de contrato de API</w:t>
@@ -1679,10 +1549,10 @@
           </w:p>
         </w:tc>
         <w:tc>
-          <w:p>
-            <w:pPr>
-              <w:pStyle w:val="Compact"/>
-              <w:jc w:val="left"/>
+          <w:tcPr/>
+          <w:p>
+            <w:pPr>
+              <w:pStyle w:val="Compact"/>
             </w:pPr>
             <w:r>
               <w:t xml:space="preserve">Pact</w:t>
@@ -1692,10 +1562,10 @@
       </w:tr>
       <w:tr>
         <w:tc>
-          <w:p>
-            <w:pPr>
-              <w:pStyle w:val="Compact"/>
-              <w:jc w:val="left"/>
+          <w:tcPr/>
+          <w:p>
+            <w:pPr>
+              <w:pStyle w:val="Compact"/>
             </w:pPr>
             <w:r>
               <w:t xml:space="preserve">Testes de performance/carga</w:t>
@@ -1703,10 +1573,10 @@
           </w:p>
         </w:tc>
         <w:tc>
-          <w:p>
-            <w:pPr>
-              <w:pStyle w:val="Compact"/>
-              <w:jc w:val="left"/>
+          <w:tcPr/>
+          <w:p>
+            <w:pPr>
+              <w:pStyle w:val="Compact"/>
             </w:pPr>
             <w:r>
               <w:t xml:space="preserve">k6, JMeter, Gatling</w:t>
@@ -1716,10 +1586,10 @@
       </w:tr>
       <w:tr>
         <w:tc>
-          <w:p>
-            <w:pPr>
-              <w:pStyle w:val="Compact"/>
-              <w:jc w:val="left"/>
+          <w:tcPr/>
+          <w:p>
+            <w:pPr>
+              <w:pStyle w:val="Compact"/>
             </w:pPr>
             <w:r>
               <w:t xml:space="preserve">Cobertura de código</w:t>
@@ -1727,10 +1597,10 @@
           </w:p>
         </w:tc>
         <w:tc>
-          <w:p>
-            <w:pPr>
-              <w:pStyle w:val="Compact"/>
-              <w:jc w:val="left"/>
+          <w:tcPr/>
+          <w:p>
+            <w:pPr>
+              <w:pStyle w:val="Compact"/>
             </w:pPr>
             <w:r>
               <w:t xml:space="preserve">Istanbul/nyc, coverage.py, Codecov</w:t>
@@ -1739,21 +1609,21 @@
         </w:tc>
       </w:tr>
     </w:tbl>
+    <w:bookmarkEnd w:id="17"/>
+    <w:bookmarkStart w:id="18" w:name="Xaf88bb767b2ead16fa0b7f8d28ccd1f3a30ab57"/>
     <w:p>
       <w:pPr>
         <w:pStyle w:val="Heading3"/>
       </w:pPr>
-      <w:bookmarkStart w:id="31" w:name="X8b8eb1c6256cde6548a4a2fe80d0703dcba249f"/>
       <w:r>
         <w:t xml:space="preserve">SECURITY (DevSecOps — atravessa todas as etapas)</w:t>
       </w:r>
-      <w:bookmarkEnd w:id="31"/>
     </w:p>
     <w:tbl>
       <w:tblPr>
         <w:tblStyle w:val="Table"/>
-        <w:tblW w:type="pct" w:w="5000.0"/>
-        <w:tblLook w:firstRow="1"/>
+        <w:tblW w:type="auto" w:w="0"/>
+        <w:tblLook w:firstRow="1" w:lastRow="0" w:firstColumn="0" w:lastColumn="0" w:noHBand="0" w:noVBand="0" w:val="0020"/>
       </w:tblPr>
       <w:tblGrid>
         <w:gridCol w:w="3960"/>
@@ -1761,19 +1631,13 @@
       </w:tblGrid>
       <w:tr>
         <w:trPr>
-          <w:cnfStyle w:firstRow="1"/>
+          <w:tblHeader w:val="on"/>
         </w:trPr>
         <w:tc>
-          <w:tcPr>
-            <w:tcBorders>
-              <w:bottom w:val="single"/>
-            </w:tcBorders>
-            <w:vAlign w:val="bottom"/>
-          </w:tcPr>
-          <w:p>
-            <w:pPr>
-              <w:pStyle w:val="Compact"/>
-              <w:jc w:val="left"/>
+          <w:tcPr/>
+          <w:p>
+            <w:pPr>
+              <w:pStyle w:val="Compact"/>
             </w:pPr>
             <w:r>
               <w:t xml:space="preserve">Prática</w:t>
@@ -1781,16 +1645,10 @@
           </w:p>
         </w:tc>
         <w:tc>
-          <w:tcPr>
-            <w:tcBorders>
-              <w:bottom w:val="single"/>
-            </w:tcBorders>
-            <w:vAlign w:val="bottom"/>
-          </w:tcPr>
-          <w:p>
-            <w:pPr>
-              <w:pStyle w:val="Compact"/>
-              <w:jc w:val="left"/>
+          <w:tcPr/>
+          <w:p>
+            <w:pPr>
+              <w:pStyle w:val="Compact"/>
             </w:pPr>
             <w:r>
               <w:t xml:space="preserve">Ferramentas comuns</w:t>
@@ -1800,10 +1658,10 @@
       </w:tr>
       <w:tr>
         <w:tc>
-          <w:p>
-            <w:pPr>
-              <w:pStyle w:val="Compact"/>
-              <w:jc w:val="left"/>
+          <w:tcPr/>
+          <w:p>
+            <w:pPr>
+              <w:pStyle w:val="Compact"/>
             </w:pPr>
             <w:r>
               <w:t xml:space="preserve">SAST (análise estática de segurança)</w:t>
@@ -1811,10 +1669,10 @@
           </w:p>
         </w:tc>
         <w:tc>
-          <w:p>
-            <w:pPr>
-              <w:pStyle w:val="Compact"/>
-              <w:jc w:val="left"/>
+          <w:tcPr/>
+          <w:p>
+            <w:pPr>
+              <w:pStyle w:val="Compact"/>
             </w:pPr>
             <w:r>
               <w:t xml:space="preserve">CodeQL (GitHub nativo), Semgrep, Bandit (Python)</w:t>
@@ -1824,10 +1682,10 @@
       </w:tr>
       <w:tr>
         <w:tc>
-          <w:p>
-            <w:pPr>
-              <w:pStyle w:val="Compact"/>
-              <w:jc w:val="left"/>
+          <w:tcPr/>
+          <w:p>
+            <w:pPr>
+              <w:pStyle w:val="Compact"/>
             </w:pPr>
             <w:r>
               <w:t xml:space="preserve">Dependências vulneráveis (SCA)</w:t>
@@ -1835,10 +1693,10 @@
           </w:p>
         </w:tc>
         <w:tc>
-          <w:p>
-            <w:pPr>
-              <w:pStyle w:val="Compact"/>
-              <w:jc w:val="left"/>
+          <w:tcPr/>
+          <w:p>
+            <w:pPr>
+              <w:pStyle w:val="Compact"/>
             </w:pPr>
             <w:r>
               <w:rPr>
@@ -1866,10 +1724,10 @@
       </w:tr>
       <w:tr>
         <w:tc>
-          <w:p>
-            <w:pPr>
-              <w:pStyle w:val="Compact"/>
-              <w:jc w:val="left"/>
+          <w:tcPr/>
+          <w:p>
+            <w:pPr>
+              <w:pStyle w:val="Compact"/>
             </w:pPr>
             <w:r>
               <w:t xml:space="preserve">Segredos vazados no código</w:t>
@@ -1877,10 +1735,10 @@
           </w:p>
         </w:tc>
         <w:tc>
-          <w:p>
-            <w:pPr>
-              <w:pStyle w:val="Compact"/>
-              <w:jc w:val="left"/>
+          <w:tcPr/>
+          <w:p>
+            <w:pPr>
+              <w:pStyle w:val="Compact"/>
             </w:pPr>
             <w:r>
               <w:t xml:space="preserve">Gitleaks, TruffleHog</w:t>
@@ -1890,10 +1748,10 @@
       </w:tr>
       <w:tr>
         <w:tc>
-          <w:p>
-            <w:pPr>
-              <w:pStyle w:val="Compact"/>
-              <w:jc w:val="left"/>
+          <w:tcPr/>
+          <w:p>
+            <w:pPr>
+              <w:pStyle w:val="Compact"/>
             </w:pPr>
             <w:r>
               <w:t xml:space="preserve">Scan de imagem de contêiner</w:t>
@@ -1901,10 +1759,10 @@
           </w:p>
         </w:tc>
         <w:tc>
-          <w:p>
-            <w:pPr>
-              <w:pStyle w:val="Compact"/>
-              <w:jc w:val="left"/>
+          <w:tcPr/>
+          <w:p>
+            <w:pPr>
+              <w:pStyle w:val="Compact"/>
             </w:pPr>
             <w:r>
               <w:t xml:space="preserve">Trivy, Grype</w:t>
@@ -1914,10 +1772,10 @@
       </w:tr>
       <w:tr>
         <w:tc>
-          <w:p>
-            <w:pPr>
-              <w:pStyle w:val="Compact"/>
-              <w:jc w:val="left"/>
+          <w:tcPr/>
+          <w:p>
+            <w:pPr>
+              <w:pStyle w:val="Compact"/>
             </w:pPr>
             <w:r>
               <w:t xml:space="preserve">DAST (teste dinâmico em app rodando)</w:t>
@@ -1925,10 +1783,10 @@
           </w:p>
         </w:tc>
         <w:tc>
-          <w:p>
-            <w:pPr>
-              <w:pStyle w:val="Compact"/>
-              <w:jc w:val="left"/>
+          <w:tcPr/>
+          <w:p>
+            <w:pPr>
+              <w:pStyle w:val="Compact"/>
             </w:pPr>
             <w:r>
               <w:t xml:space="preserve">OWASP ZAP</w:t>
@@ -1938,10 +1796,10 @@
       </w:tr>
       <w:tr>
         <w:tc>
-          <w:p>
-            <w:pPr>
-              <w:pStyle w:val="Compact"/>
-              <w:jc w:val="left"/>
+          <w:tcPr/>
+          <w:p>
+            <w:pPr>
+              <w:pStyle w:val="Compact"/>
             </w:pPr>
             <w:r>
               <w:t xml:space="preserve">Gestão de segredos em runtime</w:t>
@@ -1949,10 +1807,10 @@
           </w:p>
         </w:tc>
         <w:tc>
-          <w:p>
-            <w:pPr>
-              <w:pStyle w:val="Compact"/>
-              <w:jc w:val="left"/>
+          <w:tcPr/>
+          <w:p>
+            <w:pPr>
+              <w:pStyle w:val="Compact"/>
             </w:pPr>
             <w:r>
               <w:t xml:space="preserve">HashiCorp Vault, GitHub Actions Secrets, Azure Key Vault</w:t>
@@ -1961,21 +1819,21 @@
         </w:tc>
       </w:tr>
     </w:tbl>
+    <w:bookmarkEnd w:id="18"/>
+    <w:bookmarkStart w:id="19" w:name="release--liberação"/>
     <w:p>
       <w:pPr>
         <w:pStyle w:val="Heading3"/>
       </w:pPr>
-      <w:bookmarkStart w:id="32" w:name="release-liberação"/>
       <w:r>
         <w:t xml:space="preserve">RELEASE — Liberação</w:t>
       </w:r>
-      <w:bookmarkEnd w:id="32"/>
     </w:p>
     <w:tbl>
       <w:tblPr>
         <w:tblStyle w:val="Table"/>
-        <w:tblW w:type="pct" w:w="5000.0"/>
-        <w:tblLook w:firstRow="1"/>
+        <w:tblW w:type="auto" w:w="0"/>
+        <w:tblLook w:firstRow="1" w:lastRow="0" w:firstColumn="0" w:lastColumn="0" w:noHBand="0" w:noVBand="0" w:val="0020"/>
       </w:tblPr>
       <w:tblGrid>
         <w:gridCol w:w="3960"/>
@@ -1983,19 +1841,13 @@
       </w:tblGrid>
       <w:tr>
         <w:trPr>
-          <w:cnfStyle w:firstRow="1"/>
+          <w:tblHeader w:val="on"/>
         </w:trPr>
         <w:tc>
-          <w:tcPr>
-            <w:tcBorders>
-              <w:bottom w:val="single"/>
-            </w:tcBorders>
-            <w:vAlign w:val="bottom"/>
-          </w:tcPr>
-          <w:p>
-            <w:pPr>
-              <w:pStyle w:val="Compact"/>
-              <w:jc w:val="left"/>
+          <w:tcPr/>
+          <w:p>
+            <w:pPr>
+              <w:pStyle w:val="Compact"/>
             </w:pPr>
             <w:r>
               <w:t xml:space="preserve">Prática</w:t>
@@ -2003,16 +1855,10 @@
           </w:p>
         </w:tc>
         <w:tc>
-          <w:tcPr>
-            <w:tcBorders>
-              <w:bottom w:val="single"/>
-            </w:tcBorders>
-            <w:vAlign w:val="bottom"/>
-          </w:tcPr>
-          <w:p>
-            <w:pPr>
-              <w:pStyle w:val="Compact"/>
-              <w:jc w:val="left"/>
+          <w:tcPr/>
+          <w:p>
+            <w:pPr>
+              <w:pStyle w:val="Compact"/>
             </w:pPr>
             <w:r>
               <w:t xml:space="preserve">Ferramentas comuns</w:t>
@@ -2022,10 +1868,10 @@
       </w:tr>
       <w:tr>
         <w:tc>
-          <w:p>
-            <w:pPr>
-              <w:pStyle w:val="Compact"/>
-              <w:jc w:val="left"/>
+          <w:tcPr/>
+          <w:p>
+            <w:pPr>
+              <w:pStyle w:val="Compact"/>
             </w:pPr>
             <w:r>
               <w:t xml:space="preserve">Orquestração de pipeline</w:t>
@@ -2033,10 +1879,10 @@
           </w:p>
         </w:tc>
         <w:tc>
-          <w:p>
-            <w:pPr>
-              <w:pStyle w:val="Compact"/>
-              <w:jc w:val="left"/>
+          <w:tcPr/>
+          <w:p>
+            <w:pPr>
+              <w:pStyle w:val="Compact"/>
             </w:pPr>
             <w:r>
               <w:t xml:space="preserve">GitHub Actions, GitLab CI, Azure Pipelines, Jenkins, CircleCI</w:t>
@@ -2046,10 +1892,10 @@
       </w:tr>
       <w:tr>
         <w:tc>
-          <w:p>
-            <w:pPr>
-              <w:pStyle w:val="Compact"/>
-              <w:jc w:val="left"/>
+          <w:tcPr/>
+          <w:p>
+            <w:pPr>
+              <w:pStyle w:val="Compact"/>
             </w:pPr>
             <w:r>
               <w:t xml:space="preserve">Gates de aprovação (produção)</w:t>
@@ -2057,10 +1903,10 @@
           </w:p>
         </w:tc>
         <w:tc>
-          <w:p>
-            <w:pPr>
-              <w:pStyle w:val="Compact"/>
-              <w:jc w:val="left"/>
+          <w:tcPr/>
+          <w:p>
+            <w:pPr>
+              <w:pStyle w:val="Compact"/>
             </w:pPr>
             <w:r>
               <w:t xml:space="preserve">Environments protegidos (GitHub Environments, Azure Approvals)</w:t>
@@ -2070,10 +1916,10 @@
       </w:tr>
       <w:tr>
         <w:tc>
-          <w:p>
-            <w:pPr>
-              <w:pStyle w:val="Compact"/>
-              <w:jc w:val="left"/>
+          <w:tcPr/>
+          <w:p>
+            <w:pPr>
+              <w:pStyle w:val="Compact"/>
             </w:pPr>
             <w:r>
               <w:t xml:space="preserve">Changelog automático</w:t>
@@ -2081,10 +1927,10 @@
           </w:p>
         </w:tc>
         <w:tc>
-          <w:p>
-            <w:pPr>
-              <w:pStyle w:val="Compact"/>
-              <w:jc w:val="left"/>
+          <w:tcPr/>
+          <w:p>
+            <w:pPr>
+              <w:pStyle w:val="Compact"/>
             </w:pPr>
             <w:r>
               <w:t xml:space="preserve">semantic-release, Release Please</w:t>
@@ -2094,10 +1940,10 @@
       </w:tr>
       <w:tr>
         <w:tc>
-          <w:p>
-            <w:pPr>
-              <w:pStyle w:val="Compact"/>
-              <w:jc w:val="left"/>
+          <w:tcPr/>
+          <w:p>
+            <w:pPr>
+              <w:pStyle w:val="Compact"/>
             </w:pPr>
             <w:r>
               <w:t xml:space="preserve">Feature flags (liberar sem deploy)</w:t>
@@ -2105,10 +1951,10 @@
           </w:p>
         </w:tc>
         <w:tc>
-          <w:p>
-            <w:pPr>
-              <w:pStyle w:val="Compact"/>
-              <w:jc w:val="left"/>
+          <w:tcPr/>
+          <w:p>
+            <w:pPr>
+              <w:pStyle w:val="Compact"/>
             </w:pPr>
             <w:r>
               <w:t xml:space="preserve">LaunchDarkly, Unleash, flags próprios</w:t>
@@ -2117,21 +1963,21 @@
         </w:tc>
       </w:tr>
     </w:tbl>
+    <w:bookmarkEnd w:id="19"/>
+    <w:bookmarkStart w:id="20" w:name="deploy--implantação"/>
     <w:p>
       <w:pPr>
         <w:pStyle w:val="Heading3"/>
       </w:pPr>
-      <w:bookmarkStart w:id="33" w:name="deploy-implantação"/>
       <w:r>
         <w:t xml:space="preserve">DEPLOY — Implantação</w:t>
       </w:r>
-      <w:bookmarkEnd w:id="33"/>
     </w:p>
     <w:tbl>
       <w:tblPr>
         <w:tblStyle w:val="Table"/>
-        <w:tblW w:type="pct" w:w="5000.0"/>
-        <w:tblLook w:firstRow="1"/>
+        <w:tblW w:type="auto" w:w="0"/>
+        <w:tblLook w:firstRow="1" w:lastRow="0" w:firstColumn="0" w:lastColumn="0" w:noHBand="0" w:noVBand="0" w:val="0020"/>
       </w:tblPr>
       <w:tblGrid>
         <w:gridCol w:w="3960"/>
@@ -2139,19 +1985,13 @@
       </w:tblGrid>
       <w:tr>
         <w:trPr>
-          <w:cnfStyle w:firstRow="1"/>
+          <w:tblHeader w:val="on"/>
         </w:trPr>
         <w:tc>
-          <w:tcPr>
-            <w:tcBorders>
-              <w:bottom w:val="single"/>
-            </w:tcBorders>
-            <w:vAlign w:val="bottom"/>
-          </w:tcPr>
-          <w:p>
-            <w:pPr>
-              <w:pStyle w:val="Compact"/>
-              <w:jc w:val="left"/>
+          <w:tcPr/>
+          <w:p>
+            <w:pPr>
+              <w:pStyle w:val="Compact"/>
             </w:pPr>
             <w:r>
               <w:t xml:space="preserve">Estratégia</w:t>
@@ -2159,16 +1999,10 @@
           </w:p>
         </w:tc>
         <w:tc>
-          <w:tcPr>
-            <w:tcBorders>
-              <w:bottom w:val="single"/>
-            </w:tcBorders>
-            <w:vAlign w:val="bottom"/>
-          </w:tcPr>
-          <w:p>
-            <w:pPr>
-              <w:pStyle w:val="Compact"/>
-              <w:jc w:val="left"/>
+          <w:tcPr/>
+          <w:p>
+            <w:pPr>
+              <w:pStyle w:val="Compact"/>
             </w:pPr>
             <w:r>
               <w:t xml:space="preserve">Quando usar</w:t>
@@ -2178,10 +2012,10 @@
       </w:tr>
       <w:tr>
         <w:tc>
-          <w:p>
-            <w:pPr>
-              <w:pStyle w:val="Compact"/>
-              <w:jc w:val="left"/>
+          <w:tcPr/>
+          <w:p>
+            <w:pPr>
+              <w:pStyle w:val="Compact"/>
             </w:pPr>
             <w:r>
               <w:t xml:space="preserve">Rolling update</w:t>
@@ -2189,10 +2023,10 @@
           </w:p>
         </w:tc>
         <w:tc>
-          <w:p>
-            <w:pPr>
-              <w:pStyle w:val="Compact"/>
-              <w:jc w:val="left"/>
+          <w:tcPr/>
+          <w:p>
+            <w:pPr>
+              <w:pStyle w:val="Compact"/>
             </w:pPr>
             <w:r>
               <w:t xml:space="preserve">Padrão, baixo risco, indisponibilidade mínima</w:t>
@@ -2202,10 +2036,10 @@
       </w:tr>
       <w:tr>
         <w:tc>
-          <w:p>
-            <w:pPr>
-              <w:pStyle w:val="Compact"/>
-              <w:jc w:val="left"/>
+          <w:tcPr/>
+          <w:p>
+            <w:pPr>
+              <w:pStyle w:val="Compact"/>
             </w:pPr>
             <w:r>
               <w:t xml:space="preserve">Blue-Green</w:t>
@@ -2213,10 +2047,10 @@
           </w:p>
         </w:tc>
         <w:tc>
-          <w:p>
-            <w:pPr>
-              <w:pStyle w:val="Compact"/>
-              <w:jc w:val="left"/>
+          <w:tcPr/>
+          <w:p>
+            <w:pPr>
+              <w:pStyle w:val="Compact"/>
             </w:pPr>
             <w:r>
               <w:t xml:space="preserve">Troca instantânea entre dois ambientes idênticos; rollback imediato</w:t>
@@ -2226,10 +2060,10 @@
       </w:tr>
       <w:tr>
         <w:tc>
-          <w:p>
-            <w:pPr>
-              <w:pStyle w:val="Compact"/>
-              <w:jc w:val="left"/>
+          <w:tcPr/>
+          <w:p>
+            <w:pPr>
+              <w:pStyle w:val="Compact"/>
             </w:pPr>
             <w:r>
               <w:t xml:space="preserve">Canary</w:t>
@@ -2237,10 +2071,10 @@
           </w:p>
         </w:tc>
         <w:tc>
-          <w:p>
-            <w:pPr>
-              <w:pStyle w:val="Compact"/>
-              <w:jc w:val="left"/>
+          <w:tcPr/>
+          <w:p>
+            <w:pPr>
+              <w:pStyle w:val="Compact"/>
             </w:pPr>
             <w:r>
               <w:t xml:space="preserve">Libera para % pequeno de usuários antes do rollout total</w:t>
@@ -2250,10 +2084,10 @@
       </w:tr>
       <w:tr>
         <w:tc>
-          <w:p>
-            <w:pPr>
-              <w:pStyle w:val="Compact"/>
-              <w:jc w:val="left"/>
+          <w:tcPr/>
+          <w:p>
+            <w:pPr>
+              <w:pStyle w:val="Compact"/>
             </w:pPr>
             <w:r>
               <w:t xml:space="preserve">Feature flags</w:t>
@@ -2261,55 +2095,37 @@
           </w:p>
         </w:tc>
         <w:tc>
-          <w:p>
-            <w:pPr>
-              <w:pStyle w:val="Compact"/>
-              <w:jc w:val="left"/>
-            </w:pPr>
-            <w:r>
-              <w:t xml:space="preserve">Deploy do código</w:t>
-            </w:r>
-            <w:r>
-              <w:t xml:space="preserve"> </w:t>
-            </w:r>
-            <w:r>
-              <w:t xml:space="preserve">“</w:t>
-            </w:r>
-            <w:r>
-              <w:t xml:space="preserve">desligado</w:t>
-            </w:r>
-            <w:r>
-              <w:t xml:space="preserve">”</w:t>
-            </w:r>
-            <w:r>
-              <w:t xml:space="preserve">; ativa via configuração</w:t>
+          <w:tcPr/>
+          <w:p>
+            <w:pPr>
+              <w:pStyle w:val="Compact"/>
+            </w:pPr>
+            <w:r>
+              <w:t xml:space="preserve">Deploy do código "desligado"; ativa via configuração</w:t>
             </w:r>
           </w:p>
         </w:tc>
       </w:tr>
     </w:tbl>
+    <w:p/>
     <w:tbl>
       <w:tblPr>
         <w:tblStyle w:val="Table"/>
-        <w:tblW w:type="pct" w:w="0.0"/>
-        <w:tblLook w:firstRow="1"/>
+        <w:tblW w:type="auto" w:w="0"/>
+        <w:tblLook w:firstRow="1" w:lastRow="0" w:firstColumn="0" w:lastColumn="0" w:noHBand="0" w:noVBand="0" w:val="0020"/>
       </w:tblPr>
-      <w:tblGrid/>
+      <w:tblGrid>
+        <w:gridCol w:w="7920"/>
+      </w:tblGrid>
       <w:tr>
         <w:trPr>
-          <w:cnfStyle w:firstRow="1"/>
+          <w:tblHeader w:val="on"/>
         </w:trPr>
         <w:tc>
-          <w:tcPr>
-            <w:tcBorders>
-              <w:bottom w:val="single"/>
-            </w:tcBorders>
-            <w:vAlign w:val="bottom"/>
-          </w:tcPr>
-          <w:p>
-            <w:pPr>
-              <w:pStyle w:val="Compact"/>
-              <w:jc w:val="left"/>
+          <w:tcPr/>
+          <w:p>
+            <w:pPr>
+              <w:pStyle w:val="Compact"/>
             </w:pPr>
             <w:r>
               <w:t xml:space="preserve">Ferramentas de infraestrutura/deploy</w:t>
@@ -2319,10 +2135,10 @@
       </w:tr>
       <w:tr>
         <w:tc>
-          <w:p>
-            <w:pPr>
-              <w:pStyle w:val="Compact"/>
-              <w:jc w:val="left"/>
+          <w:tcPr/>
+          <w:p>
+            <w:pPr>
+              <w:pStyle w:val="Compact"/>
             </w:pPr>
             <w:r>
               <w:t xml:space="preserve">Infra as Code: Terraform, Pulumi, Bicep (Azure), CloudFormation (AWS)</w:t>
@@ -2332,10 +2148,10 @@
       </w:tr>
       <w:tr>
         <w:tc>
-          <w:p>
-            <w:pPr>
-              <w:pStyle w:val="Compact"/>
-              <w:jc w:val="left"/>
+          <w:tcPr/>
+          <w:p>
+            <w:pPr>
+              <w:pStyle w:val="Compact"/>
             </w:pPr>
             <w:r>
               <w:t xml:space="preserve">Orquestração de contêineres: Kubernetes, Docker Swarm, ECS</w:t>
@@ -2345,10 +2161,10 @@
       </w:tr>
       <w:tr>
         <w:tc>
-          <w:p>
-            <w:pPr>
-              <w:pStyle w:val="Compact"/>
-              <w:jc w:val="left"/>
+          <w:tcPr/>
+          <w:p>
+            <w:pPr>
+              <w:pStyle w:val="Compact"/>
             </w:pPr>
             <w:r>
               <w:t xml:space="preserve">Gestão de configuração: Ansible, Chef, Puppet</w:t>
@@ -2358,10 +2174,10 @@
       </w:tr>
       <w:tr>
         <w:tc>
-          <w:p>
-            <w:pPr>
-              <w:pStyle w:val="Compact"/>
-              <w:jc w:val="left"/>
+          <w:tcPr/>
+          <w:p>
+            <w:pPr>
+              <w:pStyle w:val="Compact"/>
             </w:pPr>
             <w:r>
               <w:t xml:space="preserve">GitOps: ArgoCD, Flux</w:t>
@@ -2371,10 +2187,10 @@
       </w:tr>
       <w:tr>
         <w:tc>
-          <w:p>
-            <w:pPr>
-              <w:pStyle w:val="Compact"/>
-              <w:jc w:val="left"/>
+          <w:tcPr/>
+          <w:p>
+            <w:pPr>
+              <w:pStyle w:val="Compact"/>
             </w:pPr>
             <w:r>
               <w:t xml:space="preserve">PaaS simplificado: Azure App Service, Heroku, Render, Fly.io</w:t>
@@ -2383,38 +2199,35 @@
         </w:tc>
       </w:tr>
     </w:tbl>
+    <w:bookmarkEnd w:id="20"/>
+    <w:bookmarkStart w:id="21" w:name="Xde0919dbb2ad2c1ab3d0e9d20cc51b13a047d72"/>
     <w:p>
       <w:pPr>
         <w:pStyle w:val="Heading3"/>
       </w:pPr>
-      <w:bookmarkStart w:id="34" w:name="Xda35e5dfc2c4e9691b5f4d779233886b3936709"/>
       <w:r>
         <w:t xml:space="preserve">OPERATE &amp; MONITOR — Operação e Observabilidade</w:t>
       </w:r>
-      <w:bookmarkEnd w:id="34"/>
     </w:p>
     <w:tbl>
       <w:tblPr>
         <w:tblStyle w:val="Table"/>
-        <w:tblW w:type="pct" w:w="0.0"/>
-        <w:tblLook w:firstRow="1"/>
+        <w:tblW w:type="auto" w:w="0"/>
+        <w:tblLook w:firstRow="1" w:lastRow="0" w:firstColumn="0" w:lastColumn="0" w:noHBand="0" w:noVBand="0" w:val="0020"/>
       </w:tblPr>
-      <w:tblGrid/>
+      <w:tblGrid>
+        <w:gridCol w:w="3960"/>
+        <w:gridCol w:w="3960"/>
+      </w:tblGrid>
       <w:tr>
         <w:trPr>
-          <w:cnfStyle w:firstRow="1"/>
+          <w:tblHeader w:val="on"/>
         </w:trPr>
         <w:tc>
-          <w:tcPr>
-            <w:tcBorders>
-              <w:bottom w:val="single"/>
-            </w:tcBorders>
-            <w:vAlign w:val="bottom"/>
-          </w:tcPr>
-          <w:p>
-            <w:pPr>
-              <w:pStyle w:val="Compact"/>
-              <w:jc w:val="left"/>
+          <w:tcPr/>
+          <w:p>
+            <w:pPr>
+              <w:pStyle w:val="Compact"/>
             </w:pPr>
             <w:r>
               <w:t xml:space="preserve">Prática</w:t>
@@ -2422,16 +2235,10 @@
           </w:p>
         </w:tc>
         <w:tc>
-          <w:tcPr>
-            <w:tcBorders>
-              <w:bottom w:val="single"/>
-            </w:tcBorders>
-            <w:vAlign w:val="bottom"/>
-          </w:tcPr>
-          <w:p>
-            <w:pPr>
-              <w:pStyle w:val="Compact"/>
-              <w:jc w:val="left"/>
+          <w:tcPr/>
+          <w:p>
+            <w:pPr>
+              <w:pStyle w:val="Compact"/>
             </w:pPr>
             <w:r>
               <w:t xml:space="preserve">Ferramentas comuns</w:t>
@@ -2441,10 +2248,10 @@
       </w:tr>
       <w:tr>
         <w:tc>
-          <w:p>
-            <w:pPr>
-              <w:pStyle w:val="Compact"/>
-              <w:jc w:val="left"/>
+          <w:tcPr/>
+          <w:p>
+            <w:pPr>
+              <w:pStyle w:val="Compact"/>
             </w:pPr>
             <w:r>
               <w:t xml:space="preserve">Métricas</w:t>
@@ -2452,10 +2259,10 @@
           </w:p>
         </w:tc>
         <w:tc>
-          <w:p>
-            <w:pPr>
-              <w:pStyle w:val="Compact"/>
-              <w:jc w:val="left"/>
+          <w:tcPr/>
+          <w:p>
+            <w:pPr>
+              <w:pStyle w:val="Compact"/>
             </w:pPr>
             <w:r>
               <w:t xml:space="preserve">Prometheus + Grafana, Azure Monitor, Datadog</w:t>
@@ -2465,10 +2272,10 @@
       </w:tr>
       <w:tr>
         <w:tc>
-          <w:p>
-            <w:pPr>
-              <w:pStyle w:val="Compact"/>
-              <w:jc w:val="left"/>
+          <w:tcPr/>
+          <w:p>
+            <w:pPr>
+              <w:pStyle w:val="Compact"/>
             </w:pPr>
             <w:r>
               <w:t xml:space="preserve">Logs centralizados</w:t>
@@ -2476,10 +2283,10 @@
           </w:p>
         </w:tc>
         <w:tc>
-          <w:p>
-            <w:pPr>
-              <w:pStyle w:val="Compact"/>
-              <w:jc w:val="left"/>
+          <w:tcPr/>
+          <w:p>
+            <w:pPr>
+              <w:pStyle w:val="Compact"/>
             </w:pPr>
             <w:r>
               <w:t xml:space="preserve">ELK/EFK Stack, Loki, Azure Log Analytics</w:t>
@@ -2489,10 +2296,10 @@
       </w:tr>
       <w:tr>
         <w:tc>
-          <w:p>
-            <w:pPr>
-              <w:pStyle w:val="Compact"/>
-              <w:jc w:val="left"/>
+          <w:tcPr/>
+          <w:p>
+            <w:pPr>
+              <w:pStyle w:val="Compact"/>
             </w:pPr>
             <w:r>
               <w:t xml:space="preserve">Tracing distribuído</w:t>
@@ -2500,10 +2307,10 @@
           </w:p>
         </w:tc>
         <w:tc>
-          <w:p>
-            <w:pPr>
-              <w:pStyle w:val="Compact"/>
-              <w:jc w:val="left"/>
+          <w:tcPr/>
+          <w:p>
+            <w:pPr>
+              <w:pStyle w:val="Compact"/>
             </w:pPr>
             <w:r>
               <w:t xml:space="preserve">OpenTelemetry, Jaeger</w:t>
@@ -2513,10 +2320,10 @@
       </w:tr>
       <w:tr>
         <w:tc>
-          <w:p>
-            <w:pPr>
-              <w:pStyle w:val="Compact"/>
-              <w:jc w:val="left"/>
+          <w:tcPr/>
+          <w:p>
+            <w:pPr>
+              <w:pStyle w:val="Compact"/>
             </w:pPr>
             <w:r>
               <w:t xml:space="preserve">Alertas e on-call</w:t>
@@ -2524,10 +2331,10 @@
           </w:p>
         </w:tc>
         <w:tc>
-          <w:p>
-            <w:pPr>
-              <w:pStyle w:val="Compact"/>
-              <w:jc w:val="left"/>
+          <w:tcPr/>
+          <w:p>
+            <w:pPr>
+              <w:pStyle w:val="Compact"/>
             </w:pPr>
             <w:r>
               <w:t xml:space="preserve">PagerDuty, Opsgenie, Grafana OnCall</w:t>
@@ -2537,10 +2344,10 @@
       </w:tr>
       <w:tr>
         <w:tc>
-          <w:p>
-            <w:pPr>
-              <w:pStyle w:val="Compact"/>
-              <w:jc w:val="left"/>
+          <w:tcPr/>
+          <w:p>
+            <w:pPr>
+              <w:pStyle w:val="Compact"/>
             </w:pPr>
             <w:r>
               <w:t xml:space="preserve">SLOs/SLIs e error budget</w:t>
@@ -2548,10 +2355,10 @@
           </w:p>
         </w:tc>
         <w:tc>
-          <w:p>
-            <w:pPr>
-              <w:pStyle w:val="Compact"/>
-              <w:jc w:val="left"/>
+          <w:tcPr/>
+          <w:p>
+            <w:pPr>
+              <w:pStyle w:val="Compact"/>
             </w:pPr>
             <w:r>
               <w:t xml:space="preserve">Definição de disponibilidade-alvo por serviço</w:t>
@@ -2567,21 +2374,22 @@
         </w:pict>
       </w:r>
     </w:p>
+    <w:bookmarkEnd w:id="21"/>
+    <w:bookmarkEnd w:id="22"/>
+    <w:bookmarkStart w:id="23" w:name="Xaf62d1f4a87a5b83a7a883e6ead239964c2e440"/>
     <w:p>
       <w:pPr>
         <w:pStyle w:val="Heading2"/>
       </w:pPr>
-      <w:bookmarkStart w:id="35" w:name="plataformas-de-cicd-comparativo"/>
       <w:r>
         <w:t xml:space="preserve">3. Plataformas de CI/CD — comparativo</w:t>
       </w:r>
-      <w:bookmarkEnd w:id="35"/>
     </w:p>
     <w:tbl>
       <w:tblPr>
         <w:tblStyle w:val="Table"/>
-        <w:tblW w:type="pct" w:w="5000.0"/>
-        <w:tblLook w:firstRow="1"/>
+        <w:tblW w:type="auto" w:w="0"/>
+        <w:tblLook w:firstRow="1" w:lastRow="0" w:firstColumn="0" w:lastColumn="0" w:noHBand="0" w:noVBand="0" w:val="0020"/>
       </w:tblPr>
       <w:tblGrid>
         <w:gridCol w:w="1980"/>
@@ -2591,19 +2399,13 @@
       </w:tblGrid>
       <w:tr>
         <w:trPr>
-          <w:cnfStyle w:firstRow="1"/>
+          <w:tblHeader w:val="on"/>
         </w:trPr>
         <w:tc>
-          <w:tcPr>
-            <w:tcBorders>
-              <w:bottom w:val="single"/>
-            </w:tcBorders>
-            <w:vAlign w:val="bottom"/>
-          </w:tcPr>
-          <w:p>
-            <w:pPr>
-              <w:pStyle w:val="Compact"/>
-              <w:jc w:val="left"/>
+          <w:tcPr/>
+          <w:p>
+            <w:pPr>
+              <w:pStyle w:val="Compact"/>
             </w:pPr>
             <w:r>
               <w:t xml:space="preserve">Critério</w:t>
@@ -2611,16 +2413,10 @@
           </w:p>
         </w:tc>
         <w:tc>
-          <w:tcPr>
-            <w:tcBorders>
-              <w:bottom w:val="single"/>
-            </w:tcBorders>
-            <w:vAlign w:val="bottom"/>
-          </w:tcPr>
-          <w:p>
-            <w:pPr>
-              <w:pStyle w:val="Compact"/>
-              <w:jc w:val="left"/>
+          <w:tcPr/>
+          <w:p>
+            <w:pPr>
+              <w:pStyle w:val="Compact"/>
             </w:pPr>
             <w:r>
               <w:t xml:space="preserve">GitHub Actions</w:t>
@@ -2628,16 +2424,10 @@
           </w:p>
         </w:tc>
         <w:tc>
-          <w:tcPr>
-            <w:tcBorders>
-              <w:bottom w:val="single"/>
-            </w:tcBorders>
-            <w:vAlign w:val="bottom"/>
-          </w:tcPr>
-          <w:p>
-            <w:pPr>
-              <w:pStyle w:val="Compact"/>
-              <w:jc w:val="left"/>
+          <w:tcPr/>
+          <w:p>
+            <w:pPr>
+              <w:pStyle w:val="Compact"/>
             </w:pPr>
             <w:r>
               <w:t xml:space="preserve">Azure DevOps (Pipelines)</w:t>
@@ -2645,16 +2435,10 @@
           </w:p>
         </w:tc>
         <w:tc>
-          <w:tcPr>
-            <w:tcBorders>
-              <w:bottom w:val="single"/>
-            </w:tcBorders>
-            <w:vAlign w:val="bottom"/>
-          </w:tcPr>
-          <w:p>
-            <w:pPr>
-              <w:pStyle w:val="Compact"/>
-              <w:jc w:val="left"/>
+          <w:tcPr/>
+          <w:p>
+            <w:pPr>
+              <w:pStyle w:val="Compact"/>
             </w:pPr>
             <w:r>
               <w:t xml:space="preserve">GitLab CI</w:t>
@@ -2664,10 +2448,10 @@
       </w:tr>
       <w:tr>
         <w:tc>
-          <w:p>
-            <w:pPr>
-              <w:pStyle w:val="Compact"/>
-              <w:jc w:val="left"/>
+          <w:tcPr/>
+          <w:p>
+            <w:pPr>
+              <w:pStyle w:val="Compact"/>
             </w:pPr>
             <w:r>
               <w:t xml:space="preserve">Hospedagem do código</w:t>
@@ -2675,10 +2459,10 @@
           </w:p>
         </w:tc>
         <w:tc>
-          <w:p>
-            <w:pPr>
-              <w:pStyle w:val="Compact"/>
-              <w:jc w:val="left"/>
+          <w:tcPr/>
+          <w:p>
+            <w:pPr>
+              <w:pStyle w:val="Compact"/>
             </w:pPr>
             <w:r>
               <w:t xml:space="preserve">GitHub</w:t>
@@ -2686,10 +2470,10 @@
           </w:p>
         </w:tc>
         <w:tc>
-          <w:p>
-            <w:pPr>
-              <w:pStyle w:val="Compact"/>
-              <w:jc w:val="left"/>
+          <w:tcPr/>
+          <w:p>
+            <w:pPr>
+              <w:pStyle w:val="Compact"/>
             </w:pPr>
             <w:r>
               <w:t xml:space="preserve">Azure Repos ou GitHub</w:t>
@@ -2697,10 +2481,10 @@
           </w:p>
         </w:tc>
         <w:tc>
-          <w:p>
-            <w:pPr>
-              <w:pStyle w:val="Compact"/>
-              <w:jc w:val="left"/>
+          <w:tcPr/>
+          <w:p>
+            <w:pPr>
+              <w:pStyle w:val="Compact"/>
             </w:pPr>
             <w:r>
               <w:t xml:space="preserve">GitLab</w:t>
@@ -2710,10 +2494,10 @@
       </w:tr>
       <w:tr>
         <w:tc>
-          <w:p>
-            <w:pPr>
-              <w:pStyle w:val="Compact"/>
-              <w:jc w:val="left"/>
+          <w:tcPr/>
+          <w:p>
+            <w:pPr>
+              <w:pStyle w:val="Compact"/>
             </w:pPr>
             <w:r>
               <w:t xml:space="preserve">Formato de pipeline</w:t>
@@ -2721,10 +2505,10 @@
           </w:p>
         </w:tc>
         <w:tc>
-          <w:p>
-            <w:pPr>
-              <w:pStyle w:val="Compact"/>
-              <w:jc w:val="left"/>
+          <w:tcPr/>
+          <w:p>
+            <w:pPr>
+              <w:pStyle w:val="Compact"/>
             </w:pPr>
             <w:r>
               <w:t xml:space="preserve">YAML em</w:t>
@@ -2741,10 +2525,10 @@
           </w:p>
         </w:tc>
         <w:tc>
-          <w:p>
-            <w:pPr>
-              <w:pStyle w:val="Compact"/>
-              <w:jc w:val="left"/>
+          <w:tcPr/>
+          <w:p>
+            <w:pPr>
+              <w:pStyle w:val="Compact"/>
             </w:pPr>
             <w:r>
               <w:t xml:space="preserve">YAML (</w:t>
@@ -2761,10 +2545,10 @@
           </w:p>
         </w:tc>
         <w:tc>
-          <w:p>
-            <w:pPr>
-              <w:pStyle w:val="Compact"/>
-              <w:jc w:val="left"/>
+          <w:tcPr/>
+          <w:p>
+            <w:pPr>
+              <w:pStyle w:val="Compact"/>
             </w:pPr>
             <w:r>
               <w:t xml:space="preserve">YAML (</w:t>
@@ -2783,10 +2567,10 @@
       </w:tr>
       <w:tr>
         <w:tc>
-          <w:p>
-            <w:pPr>
-              <w:pStyle w:val="Compact"/>
-              <w:jc w:val="left"/>
+          <w:tcPr/>
+          <w:p>
+            <w:pPr>
+              <w:pStyle w:val="Compact"/>
             </w:pPr>
             <w:r>
               <w:t xml:space="preserve">Runners gratuitos (repos públicos)</w:t>
@@ -2794,10 +2578,10 @@
           </w:p>
         </w:tc>
         <w:tc>
-          <w:p>
-            <w:pPr>
-              <w:pStyle w:val="Compact"/>
-              <w:jc w:val="left"/>
+          <w:tcPr/>
+          <w:p>
+            <w:pPr>
+              <w:pStyle w:val="Compact"/>
             </w:pPr>
             <w:r>
               <w:t xml:space="preserve">Generosos</w:t>
@@ -2805,10 +2589,10 @@
           </w:p>
         </w:tc>
         <w:tc>
-          <w:p>
-            <w:pPr>
-              <w:pStyle w:val="Compact"/>
-              <w:jc w:val="left"/>
+          <w:tcPr/>
+          <w:p>
+            <w:pPr>
+              <w:pStyle w:val="Compact"/>
             </w:pPr>
             <w:r>
               <w:t xml:space="preserve">Generosos (Microsoft-hosted)</w:t>
@@ -2816,10 +2600,10 @@
           </w:p>
         </w:tc>
         <w:tc>
-          <w:p>
-            <w:pPr>
-              <w:pStyle w:val="Compact"/>
-              <w:jc w:val="left"/>
+          <w:tcPr/>
+          <w:p>
+            <w:pPr>
+              <w:pStyle w:val="Compact"/>
             </w:pPr>
             <w:r>
               <w:t xml:space="preserve">Generosos no GitLab.com</w:t>
@@ -2829,10 +2613,10 @@
       </w:tr>
       <w:tr>
         <w:tc>
-          <w:p>
-            <w:pPr>
-              <w:pStyle w:val="Compact"/>
-              <w:jc w:val="left"/>
+          <w:tcPr/>
+          <w:p>
+            <w:pPr>
+              <w:pStyle w:val="Compact"/>
             </w:pPr>
             <w:r>
               <w:t xml:space="preserve">Integração nativa com Claude Code</w:t>
@@ -2840,10 +2624,10 @@
           </w:p>
         </w:tc>
         <w:tc>
-          <w:p>
-            <w:pPr>
-              <w:pStyle w:val="Compact"/>
-              <w:jc w:val="left"/>
+          <w:tcPr/>
+          <w:p>
+            <w:pPr>
+              <w:pStyle w:val="Compact"/>
             </w:pPr>
             <w:r>
               <w:t xml:space="preserve">Muito boa (GitHub é o padrão de mercado, ampla documentação)</w:t>
@@ -2851,10 +2635,10 @@
           </w:p>
         </w:tc>
         <w:tc>
-          <w:p>
-            <w:pPr>
-              <w:pStyle w:val="Compact"/>
-              <w:jc w:val="left"/>
+          <w:tcPr/>
+          <w:p>
+            <w:pPr>
+              <w:pStyle w:val="Compact"/>
             </w:pPr>
             <w:r>
               <w:t xml:space="preserve">Boa, requer configuração de Service Connection</w:t>
@@ -2862,10 +2646,10 @@
           </w:p>
         </w:tc>
         <w:tc>
-          <w:p>
-            <w:pPr>
-              <w:pStyle w:val="Compact"/>
-              <w:jc w:val="left"/>
+          <w:tcPr/>
+          <w:p>
+            <w:pPr>
+              <w:pStyle w:val="Compact"/>
             </w:pPr>
             <w:r>
               <w:t xml:space="preserve">Boa</w:t>
@@ -2875,10 +2659,10 @@
       </w:tr>
       <w:tr>
         <w:tc>
-          <w:p>
-            <w:pPr>
-              <w:pStyle w:val="Compact"/>
-              <w:jc w:val="left"/>
+          <w:tcPr/>
+          <w:p>
+            <w:pPr>
+              <w:pStyle w:val="Compact"/>
             </w:pPr>
             <w:r>
               <w:t xml:space="preserve">Indicado para</w:t>
@@ -2886,10 +2670,10 @@
           </w:p>
         </w:tc>
         <w:tc>
-          <w:p>
-            <w:pPr>
-              <w:pStyle w:val="Compact"/>
-              <w:jc w:val="left"/>
+          <w:tcPr/>
+          <w:p>
+            <w:pPr>
+              <w:pStyle w:val="Compact"/>
             </w:pPr>
             <w:r>
               <w:t xml:space="preserve">Times já no GitHub, open source, aprendizado</w:t>
@@ -2897,10 +2681,10 @@
           </w:p>
         </w:tc>
         <w:tc>
-          <w:p>
-            <w:pPr>
-              <w:pStyle w:val="Compact"/>
-              <w:jc w:val="left"/>
+          <w:tcPr/>
+          <w:p>
+            <w:pPr>
+              <w:pStyle w:val="Compact"/>
             </w:pPr>
             <w:r>
               <w:t xml:space="preserve">Empresas com stack Microsoft/Azure, compliance corporativo</w:t>
@@ -2908,10 +2692,10 @@
           </w:p>
         </w:tc>
         <w:tc>
-          <w:p>
-            <w:pPr>
-              <w:pStyle w:val="Compact"/>
-              <w:jc w:val="left"/>
+          <w:tcPr/>
+          <w:p>
+            <w:pPr>
+              <w:pStyle w:val="Compact"/>
             </w:pPr>
             <w:r>
               <w:t xml:space="preserve">Times que querem tudo em uma plataforma (repo + CI + registry)</w:t>
@@ -2921,10 +2705,10 @@
       </w:tr>
       <w:tr>
         <w:tc>
-          <w:p>
-            <w:pPr>
-              <w:pStyle w:val="Compact"/>
-              <w:jc w:val="left"/>
+          <w:tcPr/>
+          <w:p>
+            <w:pPr>
+              <w:pStyle w:val="Compact"/>
             </w:pPr>
             <w:r>
               <w:t xml:space="preserve">Curva de aprendizado</w:t>
@@ -2932,10 +2716,10 @@
           </w:p>
         </w:tc>
         <w:tc>
-          <w:p>
-            <w:pPr>
-              <w:pStyle w:val="Compact"/>
-              <w:jc w:val="left"/>
+          <w:tcPr/>
+          <w:p>
+            <w:pPr>
+              <w:pStyle w:val="Compact"/>
             </w:pPr>
             <w:r>
               <w:t xml:space="preserve">Baixa</w:t>
@@ -2943,10 +2727,10 @@
           </w:p>
         </w:tc>
         <w:tc>
-          <w:p>
-            <w:pPr>
-              <w:pStyle w:val="Compact"/>
-              <w:jc w:val="left"/>
+          <w:tcPr/>
+          <w:p>
+            <w:pPr>
+              <w:pStyle w:val="Compact"/>
             </w:pPr>
             <w:r>
               <w:t xml:space="preserve">Média</w:t>
@@ -2954,10 +2738,10 @@
           </w:p>
         </w:tc>
         <w:tc>
-          <w:p>
-            <w:pPr>
-              <w:pStyle w:val="Compact"/>
-              <w:jc w:val="left"/>
+          <w:tcPr/>
+          <w:p>
+            <w:pPr>
+              <w:pStyle w:val="Compact"/>
             </w:pPr>
             <w:r>
               <w:t xml:space="preserve">Baixa-média</w:t>
@@ -3000,6 +2784,7 @@
       <w:r>
         <w:rPr>
           <w:b/>
+          <w:bCs/>
         </w:rPr>
         <w:t xml:space="preserve">GitHub Actions</w:t>
       </w:r>
@@ -3017,15 +2802,15 @@
         </w:pict>
       </w:r>
     </w:p>
+    <w:bookmarkEnd w:id="23"/>
+    <w:bookmarkStart w:id="24" w:name="X2cdf521cf09bde315ef535694eada31958589c4"/>
     <w:p>
       <w:pPr>
         <w:pStyle w:val="Heading2"/>
       </w:pPr>
-      <w:bookmarkStart w:id="36" w:name="Xdb950e335005d1d3aa90b28d8c469fe800099c4"/>
       <w:r>
         <w:t xml:space="preserve">4. Arquitetura de referência para o laboratório</w:t>
       </w:r>
-      <w:bookmarkEnd w:id="36"/>
     </w:p>
     <w:p>
       <w:pPr>
@@ -3314,7 +3099,7 @@
         <w:rPr>
           <w:rStyle w:val="VerbatimChar"/>
         </w:rPr>
-        <w:t xml:space="preserve">│         GITHUB ACTIONS — CD (workflow_dispatch, manual, INATIVO)        │</w:t>
+        <w:t xml:space="preserve">│         GITHUB ACTIONS — docker-build.yml                                │</w:t>
       </w:r>
       <w:r>
         <w:br/>
@@ -3323,7 +3108,7 @@
         <w:rPr>
           <w:rStyle w:val="VerbatimChar"/>
         </w:rPr>
-        <w:t xml:space="preserve">│         [docker-build] — Dockerfile + docker-compose               │</w:t>
+        <w:t xml:space="preserve">│  push/PR (automático): [build-node|python] → [scan Trivy]               │</w:t>
       </w:r>
       <w:r>
         <w:br/>
@@ -3332,7 +3117,7 @@
         <w:rPr>
           <w:rStyle w:val="VerbatimChar"/>
         </w:rPr>
-        <w:t xml:space="preserve">│         ⚠ Não dispara automaticamente: máquinas Unisys não permitem    │</w:t>
+        <w:t xml:space="preserve">│  workflow_dispatch (manual): + [publish GHCR] + [deploy production]     │</w:t>
       </w:r>
       <w:r>
         <w:br/>
@@ -3341,7 +3126,7 @@
         <w:rPr>
           <w:rStyle w:val="VerbatimChar"/>
         </w:rPr>
-        <w:t xml:space="preserve">│           Docker. Pronto para ser habilitado em outra máquina/ambiente. │</w:t>
+        <w:t xml:space="preserve">│  ⚠ Deploy só com aprovação humana no Environment "production".          │</w:t>
       </w:r>
       <w:r>
         <w:br/>
@@ -3360,21 +3145,21 @@
         </w:pict>
       </w:r>
     </w:p>
+    <w:bookmarkEnd w:id="24"/>
+    <w:bookmarkStart w:id="25" w:name="X2bab2b53f80bf8d11e24d4fa28258f6055cac05"/>
     <w:p>
       <w:pPr>
         <w:pStyle w:val="Heading2"/>
       </w:pPr>
-      <w:bookmarkStart w:id="37" w:name="onde-o-claude-code-entra-em-cada-etapa"/>
       <w:r>
         <w:t xml:space="preserve">5. Onde o Claude Code entra em cada etapa</w:t>
       </w:r>
-      <w:bookmarkEnd w:id="37"/>
     </w:p>
     <w:tbl>
       <w:tblPr>
         <w:tblStyle w:val="Table"/>
-        <w:tblW w:type="pct" w:w="5000.0"/>
-        <w:tblLook w:firstRow="1"/>
+        <w:tblW w:type="auto" w:w="0"/>
+        <w:tblLook w:firstRow="1" w:lastRow="0" w:firstColumn="0" w:lastColumn="0" w:noHBand="0" w:noVBand="0" w:val="0020"/>
       </w:tblPr>
       <w:tblGrid>
         <w:gridCol w:w="3960"/>
@@ -3382,19 +3167,13 @@
       </w:tblGrid>
       <w:tr>
         <w:trPr>
-          <w:cnfStyle w:firstRow="1"/>
+          <w:tblHeader w:val="on"/>
         </w:trPr>
         <w:tc>
-          <w:tcPr>
-            <w:tcBorders>
-              <w:bottom w:val="single"/>
-            </w:tcBorders>
-            <w:vAlign w:val="bottom"/>
-          </w:tcPr>
-          <w:p>
-            <w:pPr>
-              <w:pStyle w:val="Compact"/>
-              <w:jc w:val="left"/>
+          <w:tcPr/>
+          <w:p>
+            <w:pPr>
+              <w:pStyle w:val="Compact"/>
             </w:pPr>
             <w:r>
               <w:t xml:space="preserve">Etapa</w:t>
@@ -3402,16 +3181,10 @@
           </w:p>
         </w:tc>
         <w:tc>
-          <w:tcPr>
-            <w:tcBorders>
-              <w:bottom w:val="single"/>
-            </w:tcBorders>
-            <w:vAlign w:val="bottom"/>
-          </w:tcPr>
-          <w:p>
-            <w:pPr>
-              <w:pStyle w:val="Compact"/>
-              <w:jc w:val="left"/>
+          <w:tcPr/>
+          <w:p>
+            <w:pPr>
+              <w:pStyle w:val="Compact"/>
             </w:pPr>
             <w:r>
               <w:t xml:space="preserve">Como o Claude Code ajuda</w:t>
@@ -3421,10 +3194,10 @@
       </w:tr>
       <w:tr>
         <w:tc>
-          <w:p>
-            <w:pPr>
-              <w:pStyle w:val="Compact"/>
-              <w:jc w:val="left"/>
+          <w:tcPr/>
+          <w:p>
+            <w:pPr>
+              <w:pStyle w:val="Compact"/>
             </w:pPr>
             <w:r>
               <w:t xml:space="preserve">Plan</w:t>
@@ -3432,10 +3205,10 @@
           </w:p>
         </w:tc>
         <w:tc>
-          <w:p>
-            <w:pPr>
-              <w:pStyle w:val="Compact"/>
-              <w:jc w:val="left"/>
+          <w:tcPr/>
+          <w:p>
+            <w:pPr>
+              <w:pStyle w:val="Compact"/>
             </w:pPr>
             <w:r>
               <w:t xml:space="preserve">Analisar requisitos, propor arquitetura, criar ADRs</w:t>
@@ -3445,10 +3218,10 @@
       </w:tr>
       <w:tr>
         <w:tc>
-          <w:p>
-            <w:pPr>
-              <w:pStyle w:val="Compact"/>
-              <w:jc w:val="left"/>
+          <w:tcPr/>
+          <w:p>
+            <w:pPr>
+              <w:pStyle w:val="Compact"/>
             </w:pPr>
             <w:r>
               <w:t xml:space="preserve">Code</w:t>
@@ -3456,10 +3229,10 @@
           </w:p>
         </w:tc>
         <w:tc>
-          <w:p>
-            <w:pPr>
-              <w:pStyle w:val="Compact"/>
-              <w:jc w:val="left"/>
+          <w:tcPr/>
+          <w:p>
+            <w:pPr>
+              <w:pStyle w:val="Compact"/>
             </w:pPr>
             <w:r>
               <w:t xml:space="preserve">Escrever código seguindo</w:t>
@@ -3481,10 +3254,10 @@
       </w:tr>
       <w:tr>
         <w:tc>
-          <w:p>
-            <w:pPr>
-              <w:pStyle w:val="Compact"/>
-              <w:jc w:val="left"/>
+          <w:tcPr/>
+          <w:p>
+            <w:pPr>
+              <w:pStyle w:val="Compact"/>
             </w:pPr>
             <w:r>
               <w:t xml:space="preserve">Test</w:t>
@@ -3492,10 +3265,10 @@
           </w:p>
         </w:tc>
         <w:tc>
-          <w:p>
-            <w:pPr>
-              <w:pStyle w:val="Compact"/>
-              <w:jc w:val="left"/>
+          <w:tcPr/>
+          <w:p>
+            <w:pPr>
+              <w:pStyle w:val="Compact"/>
             </w:pPr>
             <w:r>
               <w:t xml:space="preserve">Gerar testes unitários/integração junto com a função (skill</w:t>
@@ -3517,10 +3290,10 @@
       </w:tr>
       <w:tr>
         <w:tc>
-          <w:p>
-            <w:pPr>
-              <w:pStyle w:val="Compact"/>
-              <w:jc w:val="left"/>
+          <w:tcPr/>
+          <w:p>
+            <w:pPr>
+              <w:pStyle w:val="Compact"/>
             </w:pPr>
             <w:r>
               <w:t xml:space="preserve">Build/CI</w:t>
@@ -3528,10 +3301,10 @@
           </w:p>
         </w:tc>
         <w:tc>
-          <w:p>
-            <w:pPr>
-              <w:pStyle w:val="Compact"/>
-              <w:jc w:val="left"/>
+          <w:tcPr/>
+          <w:p>
+            <w:pPr>
+              <w:pStyle w:val="Compact"/>
             </w:pPr>
             <w:r>
               <w:t xml:space="preserve">Criar e manter os arquivos de workflow (</w:t>
@@ -3550,10 +3323,10 @@
       </w:tr>
       <w:tr>
         <w:tc>
-          <w:p>
-            <w:pPr>
-              <w:pStyle w:val="Compact"/>
-              <w:jc w:val="left"/>
+          <w:tcPr/>
+          <w:p>
+            <w:pPr>
+              <w:pStyle w:val="Compact"/>
             </w:pPr>
             <w:r>
               <w:t xml:space="preserve">Security</w:t>
@@ -3561,10 +3334,10 @@
           </w:p>
         </w:tc>
         <w:tc>
-          <w:p>
-            <w:pPr>
-              <w:pStyle w:val="Compact"/>
-              <w:jc w:val="left"/>
+          <w:tcPr/>
+          <w:p>
+            <w:pPr>
+              <w:pStyle w:val="Compact"/>
             </w:pPr>
             <w:r>
               <w:t xml:space="preserve">Hooks determinísticos (</w:t>
@@ -3583,10 +3356,10 @@
       </w:tr>
       <w:tr>
         <w:tc>
-          <w:p>
-            <w:pPr>
-              <w:pStyle w:val="Compact"/>
-              <w:jc w:val="left"/>
+          <w:tcPr/>
+          <w:p>
+            <w:pPr>
+              <w:pStyle w:val="Compact"/>
             </w:pPr>
             <w:r>
               <w:t xml:space="preserve">Release/Deploy</w:t>
@@ -3594,23 +3367,23 @@
           </w:p>
         </w:tc>
         <w:tc>
-          <w:p>
-            <w:pPr>
-              <w:pStyle w:val="Compact"/>
-              <w:jc w:val="left"/>
-            </w:pPr>
-            <w:r>
-              <w:t xml:space="preserve">Gerar Dockerfile, docker-compose, scripts de deploy — mesmo que fiquem inativos até o ambiente permitir</w:t>
-            </w:r>
-          </w:p>
-        </w:tc>
-      </w:tr>
-      <w:tr>
-        <w:tc>
-          <w:p>
-            <w:pPr>
-              <w:pStyle w:val="Compact"/>
-              <w:jc w:val="left"/>
+          <w:tcPr/>
+          <w:p>
+            <w:pPr>
+              <w:pStyle w:val="Compact"/>
+            </w:pPr>
+            <w:r>
+              <w:t xml:space="preserve">Gerar e validar Dockerfile, docker-compose e workflow de deploy (build + scan Trivy automáticos; publish/deploy manuais com aprovação)</w:t>
+            </w:r>
+          </w:p>
+        </w:tc>
+      </w:tr>
+      <w:tr>
+        <w:tc>
+          <w:tcPr/>
+          <w:p>
+            <w:pPr>
+              <w:pStyle w:val="Compact"/>
             </w:pPr>
             <w:r>
               <w:t xml:space="preserve">Operate/Monitor</w:t>
@@ -3618,10 +3391,10 @@
           </w:p>
         </w:tc>
         <w:tc>
-          <w:p>
-            <w:pPr>
-              <w:pStyle w:val="Compact"/>
-              <w:jc w:val="left"/>
+          <w:tcPr/>
+          <w:p>
+            <w:pPr>
+              <w:pStyle w:val="Compact"/>
             </w:pPr>
             <w:r>
               <w:t xml:space="preserve">Analisar logs, sugerir alertas, revisar métricas</w:t>
@@ -3702,25 +3475,25 @@
         </w:pict>
       </w:r>
     </w:p>
+    <w:bookmarkEnd w:id="25"/>
+    <w:bookmarkStart w:id="31" w:name="referências"/>
     <w:p>
       <w:pPr>
         <w:pStyle w:val="Heading2"/>
       </w:pPr>
-      <w:bookmarkStart w:id="38" w:name="referências"/>
       <w:r>
         <w:t xml:space="preserve">Referências</w:t>
       </w:r>
-      <w:bookmarkEnd w:id="38"/>
     </w:p>
     <w:p>
       <w:pPr>
+        <w:pStyle w:val="Compact"/>
         <w:numPr>
           <w:ilvl w:val="0"/>
           <w:numId w:val="1002"/>
         </w:numPr>
-        <w:pStyle w:val="Compact"/>
-      </w:pPr>
-      <w:hyperlink r:id="rId25">
+      </w:pPr>
+      <w:hyperlink r:id="rId11">
         <w:r>
           <w:rPr>
             <w:rStyle w:val="Hyperlink"/>
@@ -3731,13 +3504,13 @@
     </w:p>
     <w:p>
       <w:pPr>
+        <w:pStyle w:val="Compact"/>
         <w:numPr>
           <w:ilvl w:val="0"/>
           <w:numId w:val="1002"/>
         </w:numPr>
-        <w:pStyle w:val="Compact"/>
-      </w:pPr>
-      <w:hyperlink r:id="rId24">
+      </w:pPr>
+      <w:hyperlink r:id="rId10">
         <w:r>
           <w:rPr>
             <w:rStyle w:val="Hyperlink"/>
@@ -3748,13 +3521,13 @@
     </w:p>
     <w:p>
       <w:pPr>
+        <w:pStyle w:val="Compact"/>
         <w:numPr>
           <w:ilvl w:val="0"/>
           <w:numId w:val="1002"/>
         </w:numPr>
-        <w:pStyle w:val="Compact"/>
-      </w:pPr>
-      <w:hyperlink r:id="rId39">
+      </w:pPr>
+      <w:hyperlink r:id="rId26">
         <w:r>
           <w:rPr>
             <w:rStyle w:val="Hyperlink"/>
@@ -3765,13 +3538,13 @@
     </w:p>
     <w:p>
       <w:pPr>
+        <w:pStyle w:val="Compact"/>
         <w:numPr>
           <w:ilvl w:val="0"/>
           <w:numId w:val="1002"/>
         </w:numPr>
-        <w:pStyle w:val="Compact"/>
-      </w:pPr>
-      <w:hyperlink r:id="rId40">
+      </w:pPr>
+      <w:hyperlink r:id="rId27">
         <w:r>
           <w:rPr>
             <w:rStyle w:val="Hyperlink"/>
@@ -3782,13 +3555,13 @@
     </w:p>
     <w:p>
       <w:pPr>
+        <w:pStyle w:val="Compact"/>
         <w:numPr>
           <w:ilvl w:val="0"/>
           <w:numId w:val="1002"/>
         </w:numPr>
-        <w:pStyle w:val="Compact"/>
-      </w:pPr>
-      <w:hyperlink r:id="rId41">
+      </w:pPr>
+      <w:hyperlink r:id="rId28">
         <w:r>
           <w:rPr>
             <w:rStyle w:val="Hyperlink"/>
@@ -3799,13 +3572,13 @@
     </w:p>
     <w:p>
       <w:pPr>
+        <w:pStyle w:val="Compact"/>
         <w:numPr>
           <w:ilvl w:val="0"/>
           <w:numId w:val="1002"/>
         </w:numPr>
-        <w:pStyle w:val="Compact"/>
-      </w:pPr>
-      <w:hyperlink r:id="rId42">
+      </w:pPr>
+      <w:hyperlink r:id="rId29">
         <w:r>
           <w:rPr>
             <w:rStyle w:val="Hyperlink"/>
@@ -3816,13 +3589,13 @@
     </w:p>
     <w:p>
       <w:pPr>
+        <w:pStyle w:val="Compact"/>
         <w:numPr>
           <w:ilvl w:val="0"/>
           <w:numId w:val="1002"/>
         </w:numPr>
-        <w:pStyle w:val="Compact"/>
-      </w:pPr>
-      <w:hyperlink r:id="rId43">
+      </w:pPr>
+      <w:hyperlink r:id="rId30">
         <w:r>
           <w:rPr>
             <w:rStyle w:val="Hyperlink"/>
@@ -3831,7 +3604,13 @@
         </w:r>
       </w:hyperlink>
     </w:p>
-    <w:sectPr/>
+    <w:bookmarkEnd w:id="31"/>
+    <w:bookmarkEnd w:id="32"/>
+    <w:sectPr>
+      <w:footnotePr>
+        <w:numRestart w:val="eachSect"/>
+      </w:footnotePr>
+    </w:sectPr>
   </w:body>
 </w:document>
 </file>
@@ -3862,17 +3641,14 @@
 <file path=word/numbering.xml><?xml version="1.0" encoding="utf-8"?>
 <w:numbering xmlns:w="http://schemas.openxmlformats.org/wordprocessingml/2006/main">
   <w:abstractNum w:abstractNumId="990">
-    <w:nsid w:val="2c1ae401"/>
+    <w:nsid w:val="0000A990"/>
     <w:multiLevelType w:val="multilevel"/>
     <w:lvl w:ilvl="0">
       <w:numFmt w:val="bullet"/>
       <w:lvlText w:val=" "/>
       <w:lvlJc w:val="left"/>
       <w:pPr>
-        <w:tabs>
-          <w:tab w:val="num" w:pos="0"/>
-        </w:tabs>
-        <w:ind w:left="480" w:hanging="480"/>
+        <w:ind w:left="720" w:hanging="360"/>
       </w:pPr>
     </w:lvl>
     <w:lvl w:ilvl="1">
@@ -3880,10 +3656,7 @@
       <w:lvlText w:val=" "/>
       <w:lvlJc w:val="left"/>
       <w:pPr>
-        <w:tabs>
-          <w:tab w:val="num" w:pos="720"/>
-        </w:tabs>
-        <w:ind w:left="1200" w:hanging="480"/>
+        <w:ind w:left="1440" w:hanging="360"/>
       </w:pPr>
     </w:lvl>
     <w:lvl w:ilvl="2">
@@ -3891,10 +3664,7 @@
       <w:lvlText w:val=" "/>
       <w:lvlJc w:val="left"/>
       <w:pPr>
-        <w:tabs>
-          <w:tab w:val="num" w:pos="1440"/>
-        </w:tabs>
-        <w:ind w:left="1920" w:hanging="480"/>
+        <w:ind w:left="2160" w:hanging="360"/>
       </w:pPr>
     </w:lvl>
     <w:lvl w:ilvl="3">
@@ -3902,10 +3672,7 @@
       <w:lvlText w:val=" "/>
       <w:lvlJc w:val="left"/>
       <w:pPr>
-        <w:tabs>
-          <w:tab w:val="num" w:pos="2160"/>
-        </w:tabs>
-        <w:ind w:left="2640" w:hanging="480"/>
+        <w:ind w:left="2880" w:hanging="360"/>
       </w:pPr>
     </w:lvl>
     <w:lvl w:ilvl="4">
@@ -3913,10 +3680,7 @@
       <w:lvlText w:val=" "/>
       <w:lvlJc w:val="left"/>
       <w:pPr>
-        <w:tabs>
-          <w:tab w:val="num" w:pos="2880"/>
-        </w:tabs>
-        <w:ind w:left="3360" w:hanging="480"/>
+        <w:ind w:left="3600" w:hanging="360"/>
       </w:pPr>
     </w:lvl>
     <w:lvl w:ilvl="5">
@@ -3924,10 +3688,7 @@
       <w:lvlText w:val=" "/>
       <w:lvlJc w:val="left"/>
       <w:pPr>
-        <w:tabs>
-          <w:tab w:val="num" w:pos="3600"/>
-        </w:tabs>
-        <w:ind w:left="4080" w:hanging="480"/>
+        <w:ind w:left="4320" w:hanging="360"/>
       </w:pPr>
     </w:lvl>
     <w:lvl w:ilvl="6">
@@ -3935,10 +3696,7 @@
       <w:lvlText w:val=" "/>
       <w:lvlJc w:val="left"/>
       <w:pPr>
-        <w:tabs>
-          <w:tab w:val="num" w:pos="4320"/>
-        </w:tabs>
-        <w:ind w:left="4800" w:hanging="480"/>
+        <w:ind w:left="5040" w:hanging="360"/>
       </w:pPr>
     </w:lvl>
     <w:lvl w:ilvl="7">
@@ -3946,10 +3704,7 @@
       <w:lvlText w:val=" "/>
       <w:lvlJc w:val="left"/>
       <w:pPr>
-        <w:tabs>
-          <w:tab w:val="num" w:pos="5040"/>
-        </w:tabs>
-        <w:ind w:left="5520" w:hanging="480"/>
+        <w:ind w:left="5760" w:hanging="360"/>
       </w:pPr>
     </w:lvl>
     <w:lvl w:ilvl="8">
@@ -3957,114 +3712,111 @@
       <w:lvlText w:val=" "/>
       <w:lvlJc w:val="left"/>
       <w:pPr>
-        <w:tabs>
-          <w:tab w:val="num" w:pos="5760"/>
-        </w:tabs>
-        <w:ind w:left="6240" w:hanging="480"/>
+        <w:ind w:left="6480" w:hanging="360"/>
       </w:pPr>
     </w:lvl>
   </w:abstractNum>
   <w:abstractNum w:abstractNumId="991">
-    <w:nsid w:val="ea454b4c"/>
+    <w:nsid w:val="0000A991"/>
     <w:multiLevelType w:val="multilevel"/>
     <w:lvl w:ilvl="0">
       <w:numFmt w:val="bullet"/>
-      <w:lvlText w:val="•"/>
+      <w:lvlText w:val=""/>
       <w:lvlJc w:val="left"/>
       <w:pPr>
-        <w:tabs>
-          <w:tab w:val="num" w:pos="0"/>
-        </w:tabs>
-        <w:ind w:left="480" w:hanging="480"/>
-      </w:pPr>
+        <w:ind w:left="720" w:hanging="360"/>
+      </w:pPr>
+      <w:rPr>
+        <w:rFonts w:ascii="Symbol" w:hAnsi="Symbol" w:cs="Symbol" w:hint="default"/>
+      </w:rPr>
     </w:lvl>
     <w:lvl w:ilvl="1">
       <w:numFmt w:val="bullet"/>
-      <w:lvlText w:val="–"/>
+      <w:lvlText w:val="o"/>
       <w:lvlJc w:val="left"/>
       <w:pPr>
-        <w:tabs>
-          <w:tab w:val="num" w:pos="720"/>
-        </w:tabs>
-        <w:ind w:left="1200" w:hanging="480"/>
-      </w:pPr>
+        <w:ind w:left="1440" w:hanging="360"/>
+      </w:pPr>
+      <w:rPr>
+        <w:rFonts w:ascii="Courier New" w:hAnsi="Courier New" w:cs="Courier New" w:hint="default"/>
+      </w:rPr>
     </w:lvl>
     <w:lvl w:ilvl="2">
       <w:numFmt w:val="bullet"/>
-      <w:lvlText w:val="•"/>
+      <w:lvlText w:val=""/>
       <w:lvlJc w:val="left"/>
       <w:pPr>
-        <w:tabs>
-          <w:tab w:val="num" w:pos="1440"/>
-        </w:tabs>
-        <w:ind w:left="1920" w:hanging="480"/>
-      </w:pPr>
+        <w:ind w:left="2160" w:hanging="360"/>
+      </w:pPr>
+      <w:rPr>
+        <w:rFonts w:ascii="Wingdings" w:hAnsi="Wingdings" w:cs="Wingdings" w:hint="default"/>
+      </w:rPr>
     </w:lvl>
     <w:lvl w:ilvl="3">
       <w:numFmt w:val="bullet"/>
-      <w:lvlText w:val="–"/>
+      <w:lvlText w:val=""/>
       <w:lvlJc w:val="left"/>
       <w:pPr>
-        <w:tabs>
-          <w:tab w:val="num" w:pos="2160"/>
-        </w:tabs>
-        <w:ind w:left="2640" w:hanging="480"/>
-      </w:pPr>
+        <w:ind w:left="2880" w:hanging="360"/>
+      </w:pPr>
+      <w:rPr>
+        <w:rFonts w:ascii="Symbol" w:hAnsi="Symbol" w:cs="Symbol" w:hint="default"/>
+      </w:rPr>
     </w:lvl>
     <w:lvl w:ilvl="4">
       <w:numFmt w:val="bullet"/>
-      <w:lvlText w:val="•"/>
+      <w:lvlText w:val="o"/>
       <w:lvlJc w:val="left"/>
       <w:pPr>
-        <w:tabs>
-          <w:tab w:val="num" w:pos="2880"/>
-        </w:tabs>
-        <w:ind w:left="3360" w:hanging="480"/>
-      </w:pPr>
+        <w:ind w:left="3600" w:hanging="360"/>
+      </w:pPr>
+      <w:rPr>
+        <w:rFonts w:ascii="Courier New" w:hAnsi="Courier New" w:cs="Courier New" w:hint="default"/>
+      </w:rPr>
     </w:lvl>
     <w:lvl w:ilvl="5">
       <w:numFmt w:val="bullet"/>
-      <w:lvlText w:val="–"/>
+      <w:lvlText w:val=""/>
       <w:lvlJc w:val="left"/>
       <w:pPr>
-        <w:tabs>
-          <w:tab w:val="num" w:pos="3600"/>
-        </w:tabs>
-        <w:ind w:left="4080" w:hanging="480"/>
-      </w:pPr>
+        <w:ind w:left="4320" w:hanging="360"/>
+      </w:pPr>
+      <w:rPr>
+        <w:rFonts w:ascii="Wingdings" w:hAnsi="Wingdings" w:cs="Wingdings" w:hint="default"/>
+      </w:rPr>
     </w:lvl>
     <w:lvl w:ilvl="6">
       <w:numFmt w:val="bullet"/>
-      <w:lvlText w:val="•"/>
+      <w:lvlText w:val=""/>
       <w:lvlJc w:val="left"/>
       <w:pPr>
-        <w:tabs>
-          <w:tab w:val="num" w:pos="4320"/>
-        </w:tabs>
-        <w:ind w:left="4800" w:hanging="480"/>
-      </w:pPr>
+        <w:ind w:left="5040" w:hanging="360"/>
+      </w:pPr>
+      <w:rPr>
+        <w:rFonts w:ascii="Symbol" w:hAnsi="Symbol" w:cs="Symbol" w:hint="default"/>
+      </w:rPr>
     </w:lvl>
     <w:lvl w:ilvl="7">
       <w:numFmt w:val="bullet"/>
-      <w:lvlText w:val="–"/>
+      <w:lvlText w:val="o"/>
       <w:lvlJc w:val="left"/>
       <w:pPr>
-        <w:tabs>
-          <w:tab w:val="num" w:pos="5040"/>
-        </w:tabs>
-        <w:ind w:left="5520" w:hanging="480"/>
-      </w:pPr>
+        <w:ind w:left="5760" w:hanging="360"/>
+      </w:pPr>
+      <w:rPr>
+        <w:rFonts w:ascii="Courier New" w:hAnsi="Courier New" w:cs="Courier New" w:hint="default"/>
+      </w:rPr>
     </w:lvl>
     <w:lvl w:ilvl="8">
       <w:numFmt w:val="bullet"/>
-      <w:lvlText w:val="•"/>
+      <w:lvlText w:val=""/>
       <w:lvlJc w:val="left"/>
       <w:pPr>
-        <w:tabs>
-          <w:tab w:val="num" w:pos="5760"/>
-        </w:tabs>
-        <w:ind w:left="6240" w:hanging="480"/>
-      </w:pPr>
+        <w:ind w:left="6480" w:hanging="360"/>
+      </w:pPr>
+      <w:rPr>
+        <w:rFonts w:ascii="Wingdings" w:hAnsi="Wingdings" w:cs="Wingdings" w:hint="default"/>
+      </w:rPr>
     </w:lvl>
   </w:abstractNum>
   <w:num w:numId="1000">
@@ -4084,10 +3836,10 @@
   <w:docDefaults>
     <w:rPrDefault>
       <w:rPr>
-        <w:rFonts w:asciiTheme="minorHAnsi" w:eastAsiaTheme="minorHAnsi" w:hAnsiTheme="minorHAnsi" w:cstheme="minorBidi"/>
+        <w:rFonts w:asciiTheme="minorHAnsi" w:cstheme="minorBidi" w:eastAsiaTheme="minorEastAsia" w:hAnsiTheme="minorHAnsi"/>
         <w:sz w:val="24"/>
         <w:szCs w:val="24"/>
-        <w:lang w:val="en-US" w:eastAsia="en-US" w:bidi="ar-SA"/>
+        <w:lang w:bidi="ar-SA" w:eastAsia="zh-CN" w:val="en-US"/>
       </w:rPr>
     </w:rPrDefault>
     <w:pPrDefault>
@@ -4096,91 +3848,145 @@
       </w:pPr>
     </w:pPrDefault>
   </w:docDefaults>
-  <w:latentStyles w:defLockedState="0" w:defUIPriority="0" w:defSemiHidden="0" w:defUnhideWhenUsed="0" w:defQFormat="0" w:count="276"/>
-  <w:style w:type="paragraph" w:default="1" w:styleId="Normal">
+  <w:latentStyles w:count="276" w:defLockedState="0" w:defQFormat="0" w:defSemiHidden="0" w:defUIPriority="0" w:defUnhideWhenUsed="0"/>
+  <w:style w:default="1" w:styleId="Normal" w:type="paragraph">
     <w:name w:val="Normal"/>
     <w:qFormat/>
   </w:style>
-  <w:style w:type="paragraph" w:styleId="BodyText">
+  <w:style w:styleId="BodyText" w:type="paragraph">
     <w:name w:val="Body Text"/>
     <w:basedOn w:val="Normal"/>
     <w:link w:val="BodyTextChar"/>
+    <w:qFormat/>
     <w:pPr>
-      <w:spacing w:before="180" w:after="180"/>
+      <w:spacing w:after="180" w:before="180"/>
     </w:pPr>
-    <w:qFormat/>
-  </w:style>
-  <w:style w:type="paragraph" w:customStyle="1" w:styleId="FirstParagraph">
+  </w:style>
+  <w:style w:customStyle="1" w:styleId="FirstParagraph" w:type="paragraph">
     <w:name w:val="First Paragraph"/>
     <w:basedOn w:val="BodyText"/>
     <w:next w:val="BodyText"/>
     <w:qFormat/>
   </w:style>
-  <w:style w:type="paragraph" w:customStyle="1" w:styleId="Compact">
+  <w:style w:customStyle="1" w:styleId="Compact" w:type="paragraph">
     <w:name w:val="Compact"/>
     <w:basedOn w:val="BodyText"/>
     <w:qFormat/>
     <w:pPr>
-      <w:spacing w:before="36" w:after="36"/>
+      <w:spacing w:after="36" w:before="36"/>
     </w:pPr>
   </w:style>
-  <w:style w:type="paragraph" w:styleId="Title">
+  <w:style w:styleId="Title" w:type="paragraph">
     <w:name w:val="Title"/>
     <w:basedOn w:val="Normal"/>
     <w:next w:val="BodyText"/>
+    <w:link w:val="TitleChar"/>
+    <w:uiPriority w:val="10"/>
     <w:qFormat/>
+    <w:rsid w:val="00A10FD9"/>
     <w:pPr>
-      <w:keepNext/>
-      <w:keepLines/>
-      <w:spacing w:before="480" w:after="240"/>
+      <w:spacing w:after="80" w:line="240" w:lineRule="auto"/>
+      <w:contextualSpacing/>
       <w:jc w:val="center"/>
     </w:pPr>
     <w:rPr>
-      <w:rFonts w:asciiTheme="majorHAnsi" w:eastAsiaTheme="majorEastAsia" w:hAnsiTheme="majorHAnsi" w:cstheme="majorBidi"/>
-      <w:b/>
-      <w:bCs/>
-      <w:color w:val="345A8A" w:themeColor="accent1" w:themeShade="B5"/>
-      <w:sz w:val="36"/>
-      <w:szCs w:val="36"/>
-    </w:rPr>
-  </w:style>
-  <w:style w:type="paragraph" w:styleId="Subtitle">
+      <w:rFonts w:asciiTheme="majorHAnsi" w:cstheme="majorBidi" w:eastAsiaTheme="majorEastAsia" w:hAnsiTheme="majorHAnsi"/>
+      <w:sz w:val="56"/>
+      <w:szCs w:val="56"/>
+    </w:rPr>
+  </w:style>
+  <w:style w:customStyle="1" w:styleId="TitleChar" w:type="character">
+    <w:name w:val="Title Char"/>
+    <w:basedOn w:val="DefaultParagraphFont"/>
+    <w:link w:val="Title"/>
+    <w:uiPriority w:val="10"/>
+    <w:rsid w:val="00A10FD9"/>
+    <w:rPr>
+      <w:rFonts w:asciiTheme="majorHAnsi" w:cstheme="majorBidi" w:eastAsiaTheme="majorEastAsia" w:hAnsiTheme="majorHAnsi"/>
+      <w:sz w:val="56"/>
+      <w:szCs w:val="56"/>
+    </w:rPr>
+  </w:style>
+  <w:style w:styleId="Subtitle" w:type="paragraph">
     <w:name w:val="Subtitle"/>
+    <w:basedOn w:val="Title"/>
+    <w:next w:val="BodyText"/>
+    <w:link w:val="SubtitleChar"/>
+    <w:uiPriority w:val="11"/>
+    <w:qFormat/>
+    <w:rsid w:val="00A10FD9"/>
+    <w:pPr>
+      <w:numPr>
+        <w:ilvl w:val="1"/>
+      </w:numPr>
+    </w:pPr>
+    <w:rPr>
+      <w:rFonts w:cstheme="majorBidi" w:eastAsiaTheme="majorEastAsia"/>
+      <w:spacing w:val="15"/>
+      <w:sz w:val="28"/>
+      <w:szCs w:val="28"/>
+    </w:rPr>
+  </w:style>
+  <w:style w:customStyle="1" w:styleId="SubtitleChar" w:type="character">
+    <w:name w:val="Subtitle Char"/>
+    <w:basedOn w:val="DefaultParagraphFont"/>
+    <w:link w:val="Subtitle"/>
+    <w:uiPriority w:val="11"/>
+    <w:rsid w:val="00A10FD9"/>
+    <w:rPr>
+      <w:rFonts w:cstheme="majorBidi" w:eastAsiaTheme="majorEastAsia"/>
+      <w:color w:themeColor="text1" w:themeTint="A6" w:val="595959"/>
+      <w:spacing w:val="15"/>
+      <w:sz w:val="28"/>
+      <w:szCs w:val="28"/>
+    </w:rPr>
+  </w:style>
+  <w:style w:customStyle="1" w:styleId="Author" w:type="paragraph">
+    <w:name w:val="Author"/>
     <w:basedOn w:val="Title"/>
     <w:next w:val="BodyText"/>
     <w:qFormat/>
     <w:pPr>
       <w:keepNext/>
       <w:keepLines/>
-      <w:spacing w:before="240" w:after="240"/>
-      <w:jc w:val="center"/>
     </w:pPr>
     <w:rPr>
-      <w:sz w:val="30"/>
-      <w:szCs w:val="30"/>
-    </w:rPr>
-  </w:style>
-  <w:style w:type="paragraph" w:customStyle="1" w:styleId="Author">
-    <w:name w:val="Author"/>
+      <w:sz w:val="24"/>
+      <w:szCs w:val="24"/>
+    </w:rPr>
+  </w:style>
+  <w:style w:styleId="Date" w:type="paragraph">
+    <w:name w:val="Date"/>
+    <w:basedOn w:val="Title"/>
     <w:next w:val="BodyText"/>
     <w:qFormat/>
     <w:pPr>
       <w:keepNext/>
       <w:keepLines/>
-      <w:jc w:val="center"/>
     </w:pPr>
-  </w:style>
-  <w:style w:type="paragraph" w:styleId="Date">
-    <w:name w:val="Date"/>
-    <w:next w:val="BodyText"/>
+    <w:rPr>
+      <w:sz w:val="24"/>
+      <w:szCs w:val="24"/>
+    </w:rPr>
+  </w:style>
+  <w:style w:customStyle="1" w:styleId="AbstractTitle" w:type="paragraph">
+    <w:name w:val="Abstract Title"/>
+    <w:basedOn w:val="Normal"/>
+    <w:next w:val="Abstract"/>
     <w:qFormat/>
     <w:pPr>
       <w:keepNext/>
       <w:keepLines/>
+      <w:spacing w:after="0" w:before="300"/>
       <w:jc w:val="center"/>
     </w:pPr>
-  </w:style>
-  <w:style w:type="paragraph" w:customStyle="1" w:styleId="Abstract">
+    <w:rPr>
+      <w:b/>
+      <w:sz w:val="20"/>
+      <w:szCs w:val="20"/>
+    </w:rPr>
+  </w:style>
+  <w:style w:customStyle="1" w:styleId="Abstract" w:type="paragraph">
     <w:name w:val="Abstract"/>
     <w:basedOn w:val="Normal"/>
     <w:next w:val="BodyText"/>
@@ -4188,14 +3994,14 @@
     <w:pPr>
       <w:keepNext/>
       <w:keepLines/>
-      <w:spacing w:before="300" w:after="300"/>
+      <w:spacing w:after="300" w:before="100"/>
     </w:pPr>
     <w:rPr>
       <w:sz w:val="20"/>
       <w:szCs w:val="20"/>
     </w:rPr>
   </w:style>
-  <w:style w:type="paragraph" w:styleId="Bibliography">
+  <w:style w:styleId="Bibliography" w:type="paragraph">
     <w:name w:val="Bibliography"/>
     <w:basedOn w:val="Normal"/>
     <w:next w:val="Bibliography"/>
@@ -4203,195 +4009,325 @@
     <w:pPr/>
     <w:rPr/>
   </w:style>
-  <w:style w:type="paragraph" w:styleId="Heading1">
-    <w:name w:val="Heading 1"/>
+  <w:style w:styleId="Heading1" w:type="paragraph">
+    <w:name w:val="heading 1"/>
     <w:basedOn w:val="Normal"/>
     <w:next w:val="BodyText"/>
+    <w:link w:val="Heading1Char"/>
     <w:uiPriority w:val="9"/>
     <w:qFormat/>
+    <w:rsid w:val="00A10FD9"/>
     <w:pPr>
       <w:keepNext/>
       <w:keepLines/>
-      <w:spacing w:before="480" w:after="0"/>
+      <w:spacing w:after="80" w:before="360"/>
       <w:outlineLvl w:val="0"/>
     </w:pPr>
     <w:rPr>
-      <w:rFonts w:asciiTheme="majorHAnsi" w:eastAsiaTheme="majorEastAsia" w:hAnsiTheme="majorHAnsi" w:cstheme="majorBidi"/>
-      <w:b/>
-      <w:bCs/>
-      <w:color w:val="4F81BD" w:themeColor="accent1"/>
-      <w:sz w:val="32"/>
-      <w:szCs w:val="32"/>
-    </w:rPr>
-  </w:style>
-  <w:style w:type="paragraph" w:styleId="Heading2">
-    <w:name w:val="Heading 2"/>
+      <w:rFonts w:asciiTheme="majorHAnsi" w:cstheme="majorBidi" w:eastAsiaTheme="majorEastAsia" w:hAnsiTheme="majorHAnsi"/>
+      <w:color w:themeColor="accent1" w:themeShade="BF" w:val="0F4761"/>
+      <w:sz w:val="40"/>
+      <w:szCs w:val="40"/>
+    </w:rPr>
+  </w:style>
+  <w:style w:styleId="Heading2" w:type="paragraph">
+    <w:name w:val="heading 2"/>
     <w:basedOn w:val="Normal"/>
     <w:next w:val="BodyText"/>
+    <w:link w:val="Heading2Char"/>
     <w:uiPriority w:val="9"/>
+    <w:semiHidden/>
     <w:unhideWhenUsed/>
     <w:qFormat/>
+    <w:rsid w:val="00A10FD9"/>
     <w:pPr>
       <w:keepNext/>
       <w:keepLines/>
-      <w:spacing w:before="200" w:after="0"/>
+      <w:spacing w:after="80" w:before="160"/>
       <w:outlineLvl w:val="1"/>
     </w:pPr>
     <w:rPr>
-      <w:rFonts w:asciiTheme="majorHAnsi" w:eastAsiaTheme="majorEastAsia" w:hAnsiTheme="majorHAnsi" w:cstheme="majorBidi"/>
-      <w:b/>
-      <w:bCs/>
-      <w:color w:val="4F81BD" w:themeColor="accent1"/>
-      <w:sz w:val="28"/>
-      <w:szCs w:val="28"/>
-    </w:rPr>
-  </w:style>
-  <w:style w:type="paragraph" w:styleId="Heading3">
-    <w:name w:val="Heading 3"/>
+      <w:rFonts w:asciiTheme="majorHAnsi" w:cstheme="majorBidi" w:eastAsiaTheme="majorEastAsia" w:hAnsiTheme="majorHAnsi"/>
+      <w:color w:themeColor="accent1" w:themeShade="BF" w:val="0F4761"/>
+      <w:sz w:val="32"/>
+      <w:szCs w:val="32"/>
+    </w:rPr>
+  </w:style>
+  <w:style w:styleId="Heading3" w:type="paragraph">
+    <w:name w:val="heading 3"/>
     <w:basedOn w:val="Normal"/>
     <w:next w:val="BodyText"/>
+    <w:link w:val="Heading3Char"/>
     <w:uiPriority w:val="9"/>
+    <w:semiHidden/>
     <w:unhideWhenUsed/>
     <w:qFormat/>
+    <w:rsid w:val="00A10FD9"/>
     <w:pPr>
       <w:keepNext/>
       <w:keepLines/>
-      <w:spacing w:before="200" w:after="0"/>
+      <w:spacing w:after="80" w:before="160"/>
       <w:outlineLvl w:val="2"/>
     </w:pPr>
     <w:rPr>
-      <w:rFonts w:asciiTheme="majorHAnsi" w:eastAsiaTheme="majorEastAsia" w:hAnsiTheme="majorHAnsi" w:cstheme="majorBidi"/>
-      <w:b/>
-      <w:bCs/>
-      <w:color w:val="4F81BD" w:themeColor="accent1"/>
-      <w:sz w:val="24"/>
-      <w:szCs w:val="24"/>
-    </w:rPr>
-  </w:style>
-  <w:style w:type="paragraph" w:styleId="Heading4">
-    <w:name w:val="Heading 4"/>
+      <w:rFonts w:cstheme="majorBidi" w:eastAsiaTheme="majorEastAsia"/>
+      <w:color w:themeColor="accent1" w:themeShade="BF" w:val="0F4761"/>
+      <w:sz w:val="28"/>
+      <w:szCs w:val="28"/>
+    </w:rPr>
+  </w:style>
+  <w:style w:styleId="Heading4" w:type="paragraph">
+    <w:name w:val="heading 4"/>
     <w:basedOn w:val="Normal"/>
     <w:next w:val="BodyText"/>
+    <w:link w:val="Heading4Char"/>
     <w:uiPriority w:val="9"/>
+    <w:semiHidden/>
     <w:unhideWhenUsed/>
     <w:qFormat/>
+    <w:rsid w:val="00A10FD9"/>
     <w:pPr>
       <w:keepNext/>
       <w:keepLines/>
-      <w:spacing w:before="200" w:after="0"/>
+      <w:spacing w:after="40" w:before="80"/>
       <w:outlineLvl w:val="3"/>
     </w:pPr>
     <w:rPr>
-      <w:rFonts w:asciiTheme="majorHAnsi" w:eastAsiaTheme="majorEastAsia" w:hAnsiTheme="majorHAnsi" w:cstheme="majorBidi"/>
+      <w:rFonts w:cstheme="majorBidi" w:eastAsiaTheme="majorEastAsia"/>
       <w:i/>
-      <w:bCs/>
-      <w:color w:val="4F81BD" w:themeColor="accent1"/>
-      <w:sz w:val="24"/>
-      <w:szCs w:val="24"/>
-    </w:rPr>
-  </w:style>
-  <w:style w:type="paragraph" w:styleId="Heading5">
-    <w:name w:val="Heading 5"/>
+      <w:iCs/>
+      <w:color w:themeColor="accent1" w:themeShade="BF" w:val="0F4761"/>
+    </w:rPr>
+  </w:style>
+  <w:style w:styleId="Heading5" w:type="paragraph">
+    <w:name w:val="heading 5"/>
     <w:basedOn w:val="Normal"/>
     <w:next w:val="BodyText"/>
+    <w:link w:val="Heading5Char"/>
     <w:uiPriority w:val="9"/>
+    <w:semiHidden/>
     <w:unhideWhenUsed/>
     <w:qFormat/>
+    <w:rsid w:val="00A10FD9"/>
     <w:pPr>
       <w:keepNext/>
       <w:keepLines/>
-      <w:spacing w:before="200" w:after="0"/>
+      <w:spacing w:after="40" w:before="80"/>
       <w:outlineLvl w:val="4"/>
     </w:pPr>
     <w:rPr>
-      <w:rFonts w:asciiTheme="majorHAnsi" w:eastAsiaTheme="majorEastAsia" w:hAnsiTheme="majorHAnsi" w:cstheme="majorBidi"/>
-      <w:iCs/>
-      <w:color w:val="4F81BD" w:themeColor="accent1"/>
-      <w:sz w:val="24"/>
-      <w:szCs w:val="24"/>
-    </w:rPr>
-  </w:style>
-  <w:style w:type="paragraph" w:styleId="Heading6">
-    <w:name w:val="Heading 6"/>
+      <w:rFonts w:cstheme="majorBidi" w:eastAsiaTheme="majorEastAsia"/>
+      <w:color w:themeColor="accent1" w:themeShade="BF" w:val="0F4761"/>
+    </w:rPr>
+  </w:style>
+  <w:style w:styleId="Heading6" w:type="paragraph">
+    <w:name w:val="heading 6"/>
     <w:basedOn w:val="Normal"/>
     <w:next w:val="BodyText"/>
+    <w:link w:val="Heading6Char"/>
     <w:uiPriority w:val="9"/>
+    <w:semiHidden/>
     <w:unhideWhenUsed/>
     <w:qFormat/>
+    <w:rsid w:val="00A10FD9"/>
     <w:pPr>
       <w:keepNext/>
       <w:keepLines/>
-      <w:spacing w:before="200" w:after="0"/>
+      <w:spacing w:after="0" w:before="40"/>
       <w:outlineLvl w:val="5"/>
     </w:pPr>
     <w:rPr>
-      <w:rFonts w:asciiTheme="majorHAnsi" w:eastAsiaTheme="majorEastAsia" w:hAnsiTheme="majorHAnsi" w:cstheme="majorBidi"/>
-      <w:color w:val="4F81BD" w:themeColor="accent1"/>
-      <w:sz w:val="24"/>
-      <w:szCs w:val="24"/>
-    </w:rPr>
-  </w:style>
-  <w:style w:type="paragraph" w:styleId="Heading7">
-    <w:name w:val="Heading 7"/>
+      <w:rFonts w:cstheme="majorBidi" w:eastAsiaTheme="majorEastAsia"/>
+      <w:i/>
+      <w:iCs/>
+      <w:color w:themeColor="text1" w:themeTint="A6" w:val="595959"/>
+    </w:rPr>
+  </w:style>
+  <w:style w:styleId="Heading7" w:type="paragraph">
+    <w:name w:val="heading 7"/>
     <w:basedOn w:val="Normal"/>
     <w:next w:val="BodyText"/>
+    <w:link w:val="Heading7Char"/>
     <w:uiPriority w:val="9"/>
+    <w:semiHidden/>
     <w:unhideWhenUsed/>
     <w:qFormat/>
+    <w:rsid w:val="00A10FD9"/>
     <w:pPr>
       <w:keepNext/>
       <w:keepLines/>
-      <w:spacing w:before="200" w:after="0"/>
+      <w:spacing w:after="0" w:before="40"/>
       <w:outlineLvl w:val="6"/>
     </w:pPr>
     <w:rPr>
-      <w:rFonts w:asciiTheme="majorHAnsi" w:eastAsiaTheme="majorEastAsia" w:hAnsiTheme="majorHAnsi" w:cstheme="majorBidi"/>
-      <w:color w:val="4F81BD" w:themeColor="accent1"/>
-      <w:sz w:val="24"/>
-      <w:szCs w:val="24"/>
-    </w:rPr>
-  </w:style>
-  <w:style w:type="paragraph" w:styleId="Heading8">
-    <w:name w:val="Heading 8"/>
+      <w:rFonts w:cstheme="majorBidi" w:eastAsiaTheme="majorEastAsia"/>
+      <w:color w:themeColor="text1" w:themeTint="A6" w:val="595959"/>
+    </w:rPr>
+  </w:style>
+  <w:style w:styleId="Heading8" w:type="paragraph">
+    <w:name w:val="heading 8"/>
     <w:basedOn w:val="Normal"/>
     <w:next w:val="BodyText"/>
+    <w:link w:val="Heading8Char"/>
     <w:uiPriority w:val="9"/>
+    <w:semiHidden/>
     <w:unhideWhenUsed/>
     <w:qFormat/>
+    <w:rsid w:val="00A10FD9"/>
     <w:pPr>
       <w:keepNext/>
       <w:keepLines/>
-      <w:spacing w:before="200" w:after="0"/>
+      <w:spacing w:after="0"/>
       <w:outlineLvl w:val="7"/>
     </w:pPr>
     <w:rPr>
-      <w:rFonts w:asciiTheme="majorHAnsi" w:eastAsiaTheme="majorEastAsia" w:hAnsiTheme="majorHAnsi" w:cstheme="majorBidi"/>
-      <w:color w:val="4F81BD" w:themeColor="accent1"/>
-      <w:sz w:val="24"/>
-      <w:szCs w:val="24"/>
-    </w:rPr>
-  </w:style>
-  <w:style w:type="paragraph" w:styleId="Heading9">
-    <w:name w:val="Heading 9"/>
+      <w:rFonts w:cstheme="majorBidi" w:eastAsiaTheme="majorEastAsia"/>
+      <w:i/>
+      <w:iCs/>
+      <w:color w:themeColor="text1" w:themeTint="D8" w:val="272727"/>
+    </w:rPr>
+  </w:style>
+  <w:style w:styleId="Heading9" w:type="paragraph">
+    <w:name w:val="heading 9"/>
     <w:basedOn w:val="Normal"/>
     <w:next w:val="BodyText"/>
+    <w:link w:val="Heading9Char"/>
     <w:uiPriority w:val="9"/>
+    <w:semiHidden/>
     <w:unhideWhenUsed/>
     <w:qFormat/>
+    <w:rsid w:val="00A10FD9"/>
     <w:pPr>
       <w:keepNext/>
       <w:keepLines/>
-      <w:spacing w:before="200" w:after="0"/>
+      <w:spacing w:after="0"/>
       <w:outlineLvl w:val="8"/>
     </w:pPr>
     <w:rPr>
-      <w:rFonts w:asciiTheme="majorHAnsi" w:eastAsiaTheme="majorEastAsia" w:hAnsiTheme="majorHAnsi" w:cstheme="majorBidi"/>
-      <w:color w:val="4F81BD" w:themeColor="accent1"/>
-      <w:sz w:val="24"/>
-      <w:szCs w:val="24"/>
-    </w:rPr>
-  </w:style>
-  <w:style w:type="paragraph" w:styleId="BlockText">
+      <w:rFonts w:cstheme="majorBidi" w:eastAsiaTheme="majorEastAsia"/>
+      <w:color w:themeColor="text1" w:themeTint="D8" w:val="272727"/>
+    </w:rPr>
+  </w:style>
+  <w:style w:customStyle="1" w:styleId="Heading1Char" w:type="character">
+    <w:name w:val="Heading 1 Char"/>
+    <w:basedOn w:val="DefaultParagraphFont"/>
+    <w:link w:val="Heading1"/>
+    <w:uiPriority w:val="9"/>
+    <w:rsid w:val="00A10FD9"/>
+    <w:rPr>
+      <w:rFonts w:asciiTheme="majorHAnsi" w:cstheme="majorBidi" w:eastAsiaTheme="majorEastAsia" w:hAnsiTheme="majorHAnsi"/>
+      <w:color w:themeColor="accent1" w:themeShade="BF" w:val="0F4761"/>
+      <w:sz w:val="40"/>
+      <w:szCs w:val="40"/>
+    </w:rPr>
+  </w:style>
+  <w:style w:customStyle="1" w:styleId="Heading2Char" w:type="character">
+    <w:name w:val="Heading 2 Char"/>
+    <w:basedOn w:val="DefaultParagraphFont"/>
+    <w:link w:val="Heading2"/>
+    <w:uiPriority w:val="9"/>
+    <w:semiHidden/>
+    <w:rsid w:val="00A10FD9"/>
+    <w:rPr>
+      <w:rFonts w:asciiTheme="majorHAnsi" w:cstheme="majorBidi" w:eastAsiaTheme="majorEastAsia" w:hAnsiTheme="majorHAnsi"/>
+      <w:color w:themeColor="accent1" w:themeShade="BF" w:val="0F4761"/>
+      <w:sz w:val="32"/>
+      <w:szCs w:val="32"/>
+    </w:rPr>
+  </w:style>
+  <w:style w:customStyle="1" w:styleId="Heading3Char" w:type="character">
+    <w:name w:val="Heading 3 Char"/>
+    <w:basedOn w:val="DefaultParagraphFont"/>
+    <w:link w:val="Heading3"/>
+    <w:uiPriority w:val="9"/>
+    <w:semiHidden/>
+    <w:rsid w:val="00A10FD9"/>
+    <w:rPr>
+      <w:rFonts w:cstheme="majorBidi" w:eastAsiaTheme="majorEastAsia"/>
+      <w:color w:themeColor="accent1" w:themeShade="BF" w:val="0F4761"/>
+      <w:sz w:val="28"/>
+      <w:szCs w:val="28"/>
+    </w:rPr>
+  </w:style>
+  <w:style w:customStyle="1" w:styleId="Heading4Char" w:type="character">
+    <w:name w:val="Heading 4 Char"/>
+    <w:basedOn w:val="DefaultParagraphFont"/>
+    <w:link w:val="Heading4"/>
+    <w:uiPriority w:val="9"/>
+    <w:semiHidden/>
+    <w:rsid w:val="00A10FD9"/>
+    <w:rPr>
+      <w:rFonts w:cstheme="majorBidi" w:eastAsiaTheme="majorEastAsia"/>
+      <w:i/>
+      <w:iCs/>
+      <w:color w:themeColor="accent1" w:themeShade="BF" w:val="0F4761"/>
+    </w:rPr>
+  </w:style>
+  <w:style w:customStyle="1" w:styleId="Heading5Char" w:type="character">
+    <w:name w:val="Heading 5 Char"/>
+    <w:basedOn w:val="DefaultParagraphFont"/>
+    <w:link w:val="Heading5"/>
+    <w:uiPriority w:val="9"/>
+    <w:semiHidden/>
+    <w:rsid w:val="00A10FD9"/>
+    <w:rPr>
+      <w:rFonts w:cstheme="majorBidi" w:eastAsiaTheme="majorEastAsia"/>
+      <w:color w:themeColor="accent1" w:themeShade="BF" w:val="0F4761"/>
+    </w:rPr>
+  </w:style>
+  <w:style w:customStyle="1" w:styleId="Heading6Char" w:type="character">
+    <w:name w:val="Heading 6 Char"/>
+    <w:basedOn w:val="DefaultParagraphFont"/>
+    <w:link w:val="Heading6"/>
+    <w:uiPriority w:val="9"/>
+    <w:semiHidden/>
+    <w:rsid w:val="00A10FD9"/>
+    <w:rPr>
+      <w:rFonts w:cstheme="majorBidi" w:eastAsiaTheme="majorEastAsia"/>
+      <w:i/>
+      <w:iCs/>
+      <w:color w:themeColor="text1" w:themeTint="A6" w:val="595959"/>
+    </w:rPr>
+  </w:style>
+  <w:style w:customStyle="1" w:styleId="Heading7Char" w:type="character">
+    <w:name w:val="Heading 7 Char"/>
+    <w:basedOn w:val="DefaultParagraphFont"/>
+    <w:link w:val="Heading7"/>
+    <w:uiPriority w:val="9"/>
+    <w:semiHidden/>
+    <w:rsid w:val="00A10FD9"/>
+    <w:rPr>
+      <w:rFonts w:cstheme="majorBidi" w:eastAsiaTheme="majorEastAsia"/>
+      <w:color w:themeColor="text1" w:themeTint="A6" w:val="595959"/>
+    </w:rPr>
+  </w:style>
+  <w:style w:customStyle="1" w:styleId="Heading8Char" w:type="character">
+    <w:name w:val="Heading 8 Char"/>
+    <w:basedOn w:val="DefaultParagraphFont"/>
+    <w:link w:val="Heading8"/>
+    <w:uiPriority w:val="9"/>
+    <w:semiHidden/>
+    <w:rsid w:val="00A10FD9"/>
+    <w:rPr>
+      <w:rFonts w:cstheme="majorBidi" w:eastAsiaTheme="majorEastAsia"/>
+      <w:i/>
+      <w:iCs/>
+      <w:color w:themeColor="text1" w:themeTint="D8" w:val="272727"/>
+    </w:rPr>
+  </w:style>
+  <w:style w:customStyle="1" w:styleId="Heading9Char" w:type="character">
+    <w:name w:val="Heading 9 Char"/>
+    <w:basedOn w:val="DefaultParagraphFont"/>
+    <w:link w:val="Heading9"/>
+    <w:uiPriority w:val="9"/>
+    <w:semiHidden/>
+    <w:rsid w:val="00A10FD9"/>
+    <w:rPr>
+      <w:rFonts w:cstheme="majorBidi" w:eastAsiaTheme="majorEastAsia"/>
+      <w:color w:themeColor="text1" w:themeTint="D8" w:val="272727"/>
+    </w:rPr>
+  </w:style>
+  <w:style w:styleId="BlockText" w:type="paragraph">
     <w:name w:val="Block Text"/>
     <w:basedOn w:val="BodyText"/>
     <w:next w:val="BodyText"/>
@@ -4399,11 +4335,11 @@
     <w:unhideWhenUsed/>
     <w:qFormat/>
     <w:pPr>
-      <w:spacing w:before="100" w:after="100"/>
+      <w:spacing w:after="100" w:before="100"/>
       <w:ind w:firstLine="0" w:left="480" w:right="480"/>
     </w:pPr>
   </w:style>
-  <w:style w:type="paragraph" w:styleId="FootnoteText">
+  <w:style w:styleId="FootnoteText" w:type="paragraph">
     <w:name w:val="Footnote Text"/>
     <w:basedOn w:val="Normal"/>
     <w:next w:val="FootnoteText"/>
@@ -4411,28 +4347,48 @@
     <w:unhideWhenUsed/>
     <w:qFormat/>
   </w:style>
-  <w:style w:type="character" w:default="1" w:styleId="DefaultParagraphFont">
+  <w:style w:styleId="FootnoteBlockText" w:type="paragraph">
+    <w:name w:val="Footnote Block Text"/>
+    <w:basedOn w:val="FootnoteText"/>
+    <w:next w:val="FootnoteText"/>
+    <w:uiPriority w:val="9"/>
+    <w:unhideWhenUsed/>
+    <w:qFormat/>
+    <w:pPr>
+      <w:spacing w:after="100" w:before="100"/>
+      <w:ind w:firstLine="0" w:left="480" w:right="480"/>
+    </w:pPr>
+  </w:style>
+  <w:style w:default="1" w:styleId="DefaultParagraphFont" w:type="character">
     <w:name w:val="Default Paragraph Font"/>
     <w:semiHidden/>
     <w:unhideWhenUsed/>
   </w:style>
-  <w:style w:type="table" w:default="1" w:styleId="Table">
+  <w:style w:default="1" w:styleId="Table" w:type="table">
     <w:name w:val="Table"/>
     <w:basedOn w:val="TableNormal"/>
     <w:semiHidden/>
     <w:unhideWhenUsed/>
     <w:qFormat/>
     <w:tblPr>
-      <w:tblInd w:w="0" w:type="dxa"/>
+      <w:tblInd w:type="dxa" w:w="0"/>
       <w:tblCellMar>
-        <w:top w:w="0" w:type="dxa"/>
-        <w:left w:w="108" w:type="dxa"/>
-        <w:bottom w:w="0" w:type="dxa"/>
-        <w:right w:w="108" w:type="dxa"/>
+        <w:top w:type="dxa" w:w="0"/>
+        <w:left w:type="dxa" w:w="108"/>
+        <w:bottom w:type="dxa" w:w="0"/>
+        <w:right w:type="dxa" w:w="108"/>
       </w:tblCellMar>
     </w:tblPr>
-  </w:style>
-  <w:style w:type="paragraph" w:customStyle="1" w:styleId="DefinitionTerm">
+    <w:tblStylePr w:type="firstRow">
+      <w:tcPr>
+        <w:tcBorders>
+          <w:bottom w:val="single"/>
+        </w:tcBorders>
+        <w:vAlign w:val="bottom"/>
+      </w:tcPr>
+    </w:tblStylePr>
+  </w:style>
+  <w:style w:customStyle="1" w:styleId="DefinitionTerm" w:type="paragraph">
     <w:name w:val="Definition Term"/>
     <w:basedOn w:val="Normal"/>
     <w:next w:val="Definition"/>
@@ -4445,49 +4401,49 @@
       <w:b/>
     </w:rPr>
   </w:style>
-  <w:style w:type="paragraph" w:customStyle="1" w:styleId="Definition">
+  <w:style w:customStyle="1" w:styleId="Definition" w:type="paragraph">
     <w:name w:val="Definition"/>
     <w:basedOn w:val="Normal"/>
   </w:style>
-  <w:style w:type="paragraph" w:styleId="Caption">
+  <w:style w:styleId="Caption" w:type="paragraph">
     <w:name w:val="Caption"/>
     <w:basedOn w:val="Normal"/>
     <w:link w:val="BodyTextChar"/>
     <w:pPr>
-      <w:spacing w:before="0" w:after="120"/>
+      <w:spacing w:after="120" w:before="0"/>
     </w:pPr>
     <w:rPr>
       <w:i/>
     </w:rPr>
   </w:style>
-  <w:style w:type="paragraph" w:customStyle="1" w:styleId="TableCaption">
+  <w:style w:customStyle="1" w:styleId="TableCaption" w:type="paragraph">
     <w:name w:val="Table Caption"/>
     <w:basedOn w:val="Caption"/>
     <w:pPr>
       <w:keepNext/>
     </w:pPr>
   </w:style>
-  <w:style w:type="paragraph" w:customStyle="1" w:styleId="ImageCaption">
+  <w:style w:customStyle="1" w:styleId="ImageCaption" w:type="paragraph">
     <w:name w:val="Image Caption"/>
     <w:basedOn w:val="Caption"/>
   </w:style>
-  <w:style w:type="paragraph" w:customStyle="1" w:styleId="Figure">
+  <w:style w:customStyle="1" w:styleId="Figure" w:type="paragraph">
     <w:name w:val="Figure"/>
     <w:basedOn w:val="Normal"/>
   </w:style>
-  <w:style w:type="paragraph" w:customStyle="1" w:styleId="CaptionedFigure">
+  <w:style w:customStyle="1" w:styleId="CaptionedFigure" w:type="paragraph">
     <w:name w:val="Captioned Figure"/>
     <w:basedOn w:val="Figure"/>
     <w:pPr>
       <w:keepNext/>
     </w:pPr>
   </w:style>
-  <w:style w:type="character" w:customStyle="1" w:styleId="BodyTextChar">
+  <w:style w:customStyle="1" w:styleId="BodyTextChar" w:type="character">
     <w:name w:val="Body Text Char"/>
     <w:basedOn w:val="DefaultParagraphFont"/>
     <w:link w:val="BodyText"/>
   </w:style>
-  <w:style w:type="character" w:customStyle="1" w:styleId="VerbatimChar">
+  <w:style w:customStyle="1" w:styleId="VerbatimChar" w:type="character">
     <w:name w:val="Verbatim Char"/>
     <w:basedOn w:val="BodyTextChar"/>
     <w:rPr>
@@ -4495,21 +4451,25 @@
       <w:sz w:val="22"/>
     </w:rPr>
   </w:style>
-  <w:style w:type="character" w:styleId="FootnoteReference">
+  <w:style w:customStyle="1" w:styleId="SectionNumber" w:type="character">
+    <w:name w:val="Section Number"/>
+    <w:basedOn w:val="BodyTextChar"/>
+  </w:style>
+  <w:style w:styleId="FootnoteReference" w:type="character">
     <w:name w:val="Footnote Reference"/>
     <w:basedOn w:val="BodyTextChar"/>
     <w:rPr>
       <w:vertAlign w:val="superscript"/>
     </w:rPr>
   </w:style>
-  <w:style w:type="character" w:styleId="Hyperlink">
+  <w:style w:styleId="Hyperlink" w:type="character">
     <w:name w:val="Hyperlink"/>
     <w:basedOn w:val="BodyTextChar"/>
     <w:rPr>
-      <w:color w:val="4F81BD" w:themeColor="accent1"/>
-    </w:rPr>
-  </w:style>
-  <w:style w:type="paragraph" w:styleId="TOCHeading">
+      <w:color w:themeColor="accent1" w:val="4F81BD"/>
+    </w:rPr>
+  </w:style>
+  <w:style w:styleId="TOCHeading" w:type="paragraph">
     <w:name w:val="TOC Heading"/>
     <w:basedOn w:val="Heading1"/>
     <w:next w:val="BodyText"/>
@@ -4521,10 +4481,10 @@
       <w:outlineLvl w:val="9"/>
     </w:pPr>
     <w:rPr>
-      <w:rFonts w:asciiTheme="majorHAnsi" w:eastAsiaTheme="majorEastAsia" w:hAnsiTheme="majorHAnsi" w:cstheme="majorBidi"/>
+      <w:rFonts w:asciiTheme="majorHAnsi" w:cstheme="majorBidi" w:eastAsiaTheme="majorEastAsia" w:hAnsiTheme="majorHAnsi"/>
       <w:b w:val="0"/>
       <w:bCs w:val="0"/>
-      <w:color w:val="365F91" w:themeColor="accent1" w:themeShade="BF"/>
+      <w:color w:themeColor="accent1" w:themeShade="BF" w:val="365F91"/>
     </w:rPr>
   </w:style>
   <w:style w:type="paragraph" w:customStyle="1" w:styleId="SourceCode">
@@ -4539,8 +4499,8 @@
     <w:name w:val="KeywordTok"/>
     <w:basedOn w:val="VerbatimChar"/>
     <w:rPr>
+      <w:b/>
       <w:color w:val="007020"/>
-      <w:b/>
     </w:rPr>
   </w:style>
   <w:style w:type="character" w:customStyle="1" w:styleId="DataTypeTok">
@@ -4616,40 +4576,43 @@
   <w:style w:type="character" w:customStyle="1" w:styleId="ImportTok">
     <w:name w:val="ImportTok"/>
     <w:basedOn w:val="VerbatimChar"/>
-    <w:rPr/>
+    <w:rPr>
+      <w:b/>
+      <w:color w:val="008000"/>
+    </w:rPr>
   </w:style>
   <w:style w:type="character" w:customStyle="1" w:styleId="CommentTok">
     <w:name w:val="CommentTok"/>
     <w:basedOn w:val="VerbatimChar"/>
     <w:rPr>
+      <w:i/>
       <w:color w:val="60a0b0"/>
-      <w:i/>
     </w:rPr>
   </w:style>
   <w:style w:type="character" w:customStyle="1" w:styleId="DocumentationTok">
     <w:name w:val="DocumentationTok"/>
     <w:basedOn w:val="VerbatimChar"/>
     <w:rPr>
+      <w:i/>
       <w:color w:val="ba2121"/>
-      <w:i/>
     </w:rPr>
   </w:style>
   <w:style w:type="character" w:customStyle="1" w:styleId="AnnotationTok">
     <w:name w:val="AnnotationTok"/>
     <w:basedOn w:val="VerbatimChar"/>
     <w:rPr>
-      <w:color w:val="60a0b0"/>
       <w:b/>
       <w:i/>
+      <w:color w:val="60a0b0"/>
     </w:rPr>
   </w:style>
   <w:style w:type="character" w:customStyle="1" w:styleId="CommentVarTok">
     <w:name w:val="CommentVarTok"/>
     <w:basedOn w:val="VerbatimChar"/>
     <w:rPr>
-      <w:color w:val="60a0b0"/>
       <w:b/>
       <w:i/>
+      <w:color w:val="60a0b0"/>
     </w:rPr>
   </w:style>
   <w:style w:type="character" w:customStyle="1" w:styleId="OtherTok">
@@ -4677,8 +4640,8 @@
     <w:name w:val="ControlFlowTok"/>
     <w:basedOn w:val="VerbatimChar"/>
     <w:rPr>
+      <w:b/>
       <w:color w:val="007020"/>
-      <w:b/>
     </w:rPr>
   </w:style>
   <w:style w:type="character" w:customStyle="1" w:styleId="OperatorTok">
@@ -4691,7 +4654,9 @@
   <w:style w:type="character" w:customStyle="1" w:styleId="BuiltInTok">
     <w:name w:val="BuiltInTok"/>
     <w:basedOn w:val="VerbatimChar"/>
-    <w:rPr/>
+    <w:rPr>
+      <w:color w:val="008000"/>
+    </w:rPr>
   </w:style>
   <w:style w:type="character" w:customStyle="1" w:styleId="ExtensionTok">
     <w:name w:val="ExtensionTok"/>
@@ -4721,34 +4686,34 @@
     <w:name w:val="InformationTok"/>
     <w:basedOn w:val="VerbatimChar"/>
     <w:rPr>
-      <w:color w:val="60a0b0"/>
       <w:b/>
       <w:i/>
+      <w:color w:val="60a0b0"/>
     </w:rPr>
   </w:style>
   <w:style w:type="character" w:customStyle="1" w:styleId="WarningTok">
     <w:name w:val="WarningTok"/>
     <w:basedOn w:val="VerbatimChar"/>
     <w:rPr>
-      <w:color w:val="60a0b0"/>
       <w:b/>
       <w:i/>
+      <w:color w:val="60a0b0"/>
     </w:rPr>
   </w:style>
   <w:style w:type="character" w:customStyle="1" w:styleId="AlertTok">
     <w:name w:val="AlertTok"/>
     <w:basedOn w:val="VerbatimChar"/>
     <w:rPr>
+      <w:b/>
       <w:color w:val="ff0000"/>
-      <w:b/>
     </w:rPr>
   </w:style>
   <w:style w:type="character" w:customStyle="1" w:styleId="ErrorTok">
     <w:name w:val="ErrorTok"/>
     <w:basedOn w:val="VerbatimChar"/>
     <w:rPr>
+      <w:b/>
       <w:color w:val="ff0000"/>
-      <w:b/>
     </w:rPr>
   </w:style>
   <w:style w:type="character" w:customStyle="1" w:styleId="NormalTok">
@@ -4770,44 +4735,44 @@
         <a:sysClr val="window" lastClr="FFFFFF"/>
       </a:lt1>
       <a:dk2>
-        <a:srgbClr val="1F497D"/>
+        <a:srgbClr val="0E2841"/>
       </a:dk2>
       <a:lt2>
-        <a:srgbClr val="EEECE1"/>
+        <a:srgbClr val="E8E8E8"/>
       </a:lt2>
       <a:accent1>
-        <a:srgbClr val="4F81BD"/>
+        <a:srgbClr val="156082"/>
       </a:accent1>
       <a:accent2>
-        <a:srgbClr val="C0504D"/>
+        <a:srgbClr val="E97132"/>
       </a:accent2>
       <a:accent3>
-        <a:srgbClr val="9BBB59"/>
+        <a:srgbClr val="196B24"/>
       </a:accent3>
       <a:accent4>
-        <a:srgbClr val="8064A2"/>
+        <a:srgbClr val="0F9ED5"/>
       </a:accent4>
       <a:accent5>
-        <a:srgbClr val="4BACC6"/>
+        <a:srgbClr val="A02B93"/>
       </a:accent5>
       <a:accent6>
-        <a:srgbClr val="F79646"/>
+        <a:srgbClr val="4EA72E"/>
       </a:accent6>
       <a:hlink>
-        <a:srgbClr val="0000FF"/>
+        <a:srgbClr val="467886"/>
       </a:hlink>
       <a:folHlink>
-        <a:srgbClr val="800080"/>
+        <a:srgbClr val="96607D"/>
       </a:folHlink>
     </a:clrScheme>
     <a:fontScheme name="Office">
       <a:majorFont>
-        <a:latin typeface="Calibri"/>
+        <a:latin typeface="Aptos Display" panose="02110004020202020204"/>
         <a:ea typeface=""/>
         <a:cs typeface=""/>
-        <a:font script="Jpan" typeface="ＭＳ ゴシック"/>
+        <a:font script="Jpan" typeface="游ゴシック Light"/>
         <a:font script="Hang" typeface="맑은 고딕"/>
-        <a:font script="Hans" typeface="宋体"/>
+        <a:font script="Hans" typeface="等线 Light"/>
         <a:font script="Hant" typeface="新細明體"/>
         <a:font script="Arab" typeface="Times New Roman"/>
         <a:font script="Hebr" typeface="Times New Roman"/>
@@ -4834,14 +4799,32 @@
         <a:font script="Mong" typeface="Mongolian Baiti"/>
         <a:font script="Viet" typeface="Times New Roman"/>
         <a:font script="Uigh" typeface="Microsoft Uighur"/>
+        <a:font script="Geor" typeface="Sylfaen"/>
+        <a:font script="Armn" typeface="Arial"/>
+        <a:font script="Bugi" typeface="Leelawadee UI"/>
+        <a:font script="Bopo" typeface="Microsoft JhengHei"/>
+        <a:font script="Java" typeface="Javanese Text"/>
+        <a:font script="Lisu" typeface="Segoe UI"/>
+        <a:font script="Mymr" typeface="Myanmar Text"/>
+        <a:font script="Nkoo" typeface="Ebrima"/>
+        <a:font script="Olck" typeface="Nirmala UI"/>
+        <a:font script="Osma" typeface="Ebrima"/>
+        <a:font script="Phag" typeface="Phagspa"/>
+        <a:font script="Syrn" typeface="Estrangelo Edessa"/>
+        <a:font script="Syrj" typeface="Estrangelo Edessa"/>
+        <a:font script="Syre" typeface="Estrangelo Edessa"/>
+        <a:font script="Sora" typeface="Nirmala UI"/>
+        <a:font script="Tale" typeface="Microsoft Tai Le"/>
+        <a:font script="Talu" typeface="Microsoft New Tai Lue"/>
+        <a:font script="Tfng" typeface="Ebrima"/>
       </a:majorFont>
       <a:minorFont>
-        <a:latin typeface="Cambria"/>
+        <a:latin typeface="Aptos" panose="02110004020202020204"/>
         <a:ea typeface=""/>
         <a:cs typeface=""/>
-        <a:font script="Jpan" typeface="ＭＳ 明朝"/>
+        <a:font script="Jpan" typeface="游明朝"/>
         <a:font script="Hang" typeface="맑은 고딕"/>
-        <a:font script="Hans" typeface="宋体"/>
+        <a:font script="Hans" typeface="等线"/>
         <a:font script="Hant" typeface="新細明體"/>
         <a:font script="Arab" typeface="Arial"/>
         <a:font script="Hebr" typeface="Arial"/>
@@ -4868,6 +4851,24 @@
         <a:font script="Mong" typeface="Mongolian Baiti"/>
         <a:font script="Viet" typeface="Arial"/>
         <a:font script="Uigh" typeface="Microsoft Uighur"/>
+        <a:font script="Geor" typeface="Sylfaen"/>
+        <a:font script="Armn" typeface="Arial"/>
+        <a:font script="Bugi" typeface="Leelawadee UI"/>
+        <a:font script="Bopo" typeface="Microsoft JhengHei"/>
+        <a:font script="Java" typeface="Javanese Text"/>
+        <a:font script="Lisu" typeface="Segoe UI"/>
+        <a:font script="Mymr" typeface="Myanmar Text"/>
+        <a:font script="Nkoo" typeface="Ebrima"/>
+        <a:font script="Olck" typeface="Nirmala UI"/>
+        <a:font script="Osma" typeface="Ebrima"/>
+        <a:font script="Phag" typeface="Phagspa"/>
+        <a:font script="Syrn" typeface="Estrangelo Edessa"/>
+        <a:font script="Syrj" typeface="Estrangelo Edessa"/>
+        <a:font script="Syre" typeface="Estrangelo Edessa"/>
+        <a:font script="Sora" typeface="Nirmala UI"/>
+        <a:font script="Tale" typeface="Microsoft Tai Le"/>
+        <a:font script="Talu" typeface="Microsoft New Tai Lue"/>
+        <a:font script="Tfng" typeface="Ebrima"/>
       </a:minorFont>
     </a:fontScheme>
     <a:fmtScheme name="Office">
@@ -4879,200 +4880,141 @@
           <a:gsLst>
             <a:gs pos="0">
               <a:schemeClr val="phClr">
-                <a:tint val="50000"/>
-                <a:satMod val="300000"/>
+                <a:lumMod val="110000"/>
+                <a:satMod val="105000"/>
+                <a:tint val="67000"/>
               </a:schemeClr>
             </a:gs>
-            <a:gs pos="35000">
+            <a:gs pos="50000">
               <a:schemeClr val="phClr">
-                <a:tint val="37000"/>
-                <a:satMod val="300000"/>
+                <a:lumMod val="105000"/>
+                <a:satMod val="103000"/>
+                <a:tint val="73000"/>
               </a:schemeClr>
             </a:gs>
             <a:gs pos="100000">
               <a:schemeClr val="phClr">
-                <a:tint val="15000"/>
-                <a:satMod val="350000"/>
+                <a:lumMod val="105000"/>
+                <a:satMod val="109000"/>
+                <a:tint val="81000"/>
               </a:schemeClr>
             </a:gs>
           </a:gsLst>
-          <a:lin ang="16200000" scaled="1"/>
+          <a:lin ang="5400000" scaled="0"/>
         </a:gradFill>
         <a:gradFill rotWithShape="1">
           <a:gsLst>
             <a:gs pos="0">
               <a:schemeClr val="phClr">
-                <a:tint val="100000"/>
+                <a:satMod val="103000"/>
+                <a:lumMod val="102000"/>
+                <a:tint val="94000"/>
+              </a:schemeClr>
+            </a:gs>
+            <a:gs pos="50000">
+              <a:schemeClr val="phClr">
+                <a:satMod val="110000"/>
+                <a:lumMod val="100000"/>
                 <a:shade val="100000"/>
-                <a:satMod val="130000"/>
               </a:schemeClr>
             </a:gs>
             <a:gs pos="100000">
               <a:schemeClr val="phClr">
-                <a:tint val="50000"/>
-                <a:shade val="100000"/>
-                <a:satMod val="350000"/>
+                <a:lumMod val="99000"/>
+                <a:satMod val="120000"/>
+                <a:shade val="78000"/>
               </a:schemeClr>
             </a:gs>
           </a:gsLst>
-          <a:lin ang="16200000" scaled="0"/>
+          <a:lin ang="5400000" scaled="0"/>
         </a:gradFill>
       </a:fillStyleLst>
       <a:lnStyleLst>
-        <a:ln w="9525" cap="flat" cmpd="sng" algn="ctr">
-          <a:solidFill>
-            <a:schemeClr val="phClr">
-              <a:shade val="95000"/>
-              <a:satMod val="105000"/>
-            </a:schemeClr>
-          </a:solidFill>
-          <a:prstDash val="solid"/>
-        </a:ln>
-        <a:ln w="25400" cap="flat" cmpd="sng" algn="ctr">
+        <a:ln w="6350" cap="flat" cmpd="sng" algn="ctr">
           <a:solidFill>
             <a:schemeClr val="phClr"/>
           </a:solidFill>
           <a:prstDash val="solid"/>
+          <a:miter lim="800000"/>
         </a:ln>
-        <a:ln w="38100" cap="flat" cmpd="sng" algn="ctr">
+        <a:ln w="12700" cap="flat" cmpd="sng" algn="ctr">
           <a:solidFill>
             <a:schemeClr val="phClr"/>
           </a:solidFill>
           <a:prstDash val="solid"/>
+          <a:miter lim="800000"/>
+        </a:ln>
+        <a:ln w="19050" cap="flat" cmpd="sng" algn="ctr">
+          <a:solidFill>
+            <a:schemeClr val="phClr"/>
+          </a:solidFill>
+          <a:prstDash val="solid"/>
+          <a:miter lim="800000"/>
         </a:ln>
       </a:lnStyleLst>
       <a:effectStyleLst>
         <a:effectStyle>
+          <a:effectLst/>
+        </a:effectStyle>
+        <a:effectStyle>
+          <a:effectLst/>
+        </a:effectStyle>
+        <a:effectStyle>
           <a:effectLst>
-            <a:outerShdw blurRad="40000" dist="20000" dir="5400000" rotWithShape="0">
+            <a:outerShdw blurRad="57150" dist="19050" dir="5400000" algn="ctr" rotWithShape="0">
               <a:srgbClr val="000000">
-                <a:alpha val="38000"/>
+                <a:alpha val="63000"/>
               </a:srgbClr>
             </a:outerShdw>
           </a:effectLst>
-        </a:effectStyle>
-        <a:effectStyle>
-          <a:effectLst>
-            <a:outerShdw blurRad="40000" dist="23000" dir="5400000" rotWithShape="0">
-              <a:srgbClr val="000000">
-                <a:alpha val="35000"/>
-              </a:srgbClr>
-            </a:outerShdw>
-          </a:effectLst>
-        </a:effectStyle>
-        <a:effectStyle>
-          <a:effectLst>
-            <a:outerShdw blurRad="40000" dist="23000" dir="5400000" rotWithShape="0">
-              <a:srgbClr val="000000">
-                <a:alpha val="35000"/>
-              </a:srgbClr>
-            </a:outerShdw>
-          </a:effectLst>
-          <a:scene3d>
-            <a:camera prst="orthographicFront">
-              <a:rot lat="0" lon="0" rev="0"/>
-            </a:camera>
-            <a:lightRig rig="threePt" dir="t">
-              <a:rot lat="0" lon="0" rev="1200000"/>
-            </a:lightRig>
-          </a:scene3d>
-          <a:sp3d>
-            <a:bevelT w="63500" h="25400"/>
-          </a:sp3d>
         </a:effectStyle>
       </a:effectStyleLst>
       <a:bgFillStyleLst>
         <a:solidFill>
           <a:schemeClr val="phClr"/>
         </a:solidFill>
+        <a:solidFill>
+          <a:schemeClr val="phClr">
+            <a:tint val="95000"/>
+            <a:satMod val="170000"/>
+          </a:schemeClr>
+        </a:solidFill>
         <a:gradFill rotWithShape="1">
           <a:gsLst>
             <a:gs pos="0">
               <a:schemeClr val="phClr">
-                <a:tint val="40000"/>
-                <a:satMod val="350000"/>
+                <a:tint val="93000"/>
+                <a:satMod val="150000"/>
+                <a:shade val="98000"/>
+                <a:lumMod val="102000"/>
               </a:schemeClr>
             </a:gs>
-            <a:gs pos="40000">
+            <a:gs pos="50000">
               <a:schemeClr val="phClr">
-                <a:tint val="45000"/>
-                <a:shade val="99000"/>
-                <a:satMod val="350000"/>
+                <a:tint val="98000"/>
+                <a:satMod val="130000"/>
+                <a:shade val="90000"/>
+                <a:lumMod val="103000"/>
               </a:schemeClr>
             </a:gs>
             <a:gs pos="100000">
               <a:schemeClr val="phClr">
-                <a:shade val="20000"/>
-                <a:satMod val="255000"/>
+                <a:shade val="63000"/>
+                <a:satMod val="120000"/>
               </a:schemeClr>
             </a:gs>
           </a:gsLst>
-          <a:path path="circle">
-            <a:fillToRect l="50000" t="-80000" r="50000" b="180000"/>
-          </a:path>
-        </a:gradFill>
-        <a:gradFill rotWithShape="1">
-          <a:gsLst>
-            <a:gs pos="0">
-              <a:schemeClr val="phClr">
-                <a:tint val="80000"/>
-                <a:satMod val="300000"/>
-              </a:schemeClr>
-            </a:gs>
-            <a:gs pos="100000">
-              <a:schemeClr val="phClr">
-                <a:shade val="30000"/>
-                <a:satMod val="200000"/>
-              </a:schemeClr>
-            </a:gs>
-          </a:gsLst>
-          <a:path path="circle">
-            <a:fillToRect l="50000" t="50000" r="50000" b="50000"/>
-          </a:path>
+          <a:lin ang="5400000" scaled="0"/>
         </a:gradFill>
       </a:bgFillStyleLst>
     </a:fmtScheme>
   </a:themeElements>
-  <a:objectDefaults>
-    <a:spDef>
-      <a:spPr/>
-      <a:bodyPr/>
-      <a:lstStyle/>
-      <a:style>
-        <a:lnRef idx="1">
-          <a:schemeClr val="accent1"/>
-        </a:lnRef>
-        <a:fillRef idx="3">
-          <a:schemeClr val="accent1"/>
-        </a:fillRef>
-        <a:effectRef idx="2">
-          <a:schemeClr val="accent1"/>
-        </a:effectRef>
-        <a:fontRef idx="minor">
-          <a:schemeClr val="lt1"/>
-        </a:fontRef>
-      </a:style>
-    </a:spDef>
-    <a:lnDef>
-      <a:spPr/>
-      <a:bodyPr/>
-      <a:lstStyle/>
-      <a:style>
-        <a:lnRef idx="2">
-          <a:schemeClr val="accent1"/>
-        </a:lnRef>
-        <a:fillRef idx="0">
-          <a:schemeClr val="accent1"/>
-        </a:fillRef>
-        <a:effectRef idx="1">
-          <a:schemeClr val="accent1"/>
-        </a:effectRef>
-        <a:fontRef idx="minor">
-          <a:schemeClr val="tx1"/>
-        </a:fontRef>
-      </a:style>
-    </a:lnDef>
-  </a:objectDefaults>
+  <a:objectDefaults/>
   <a:extraClrSchemeLst/>
+  <a:extLst>
+    <a:ext uri="{05A4C25C-085E-4340-85A3-A5531E510DB2}">
+      <thm15:themeFamily xmlns:thm15="http://schemas.microsoft.com/office/thememl/2012/main" name="Office Theme" id="{2E142A2C-CD16-42D6-873A-C26D2A0506FA}" vid="{1BDDFF52-6CD6-40A5-AB3C-68EB2F1E4D0A}"/>
+    </a:ext>
+  </a:extLst>
 </a:theme>
 </file>